--- a/AI 学习记录.docx
+++ b/AI 学习记录.docx
@@ -1,10 +1,10 @@
 
 <file path=word/document.xml><?xml version="1.0" encoding="utf-8"?>
-<w:document xmlns:wpc="http://schemas.microsoft.com/office/word/2010/wordprocessingCanvas" xmlns:cx="http://schemas.microsoft.com/office/drawing/2014/chartex" xmlns:cx1="http://schemas.microsoft.com/office/drawing/2015/9/8/chartex" xmlns:cx2="http://schemas.microsoft.com/office/drawing/2015/10/21/chartex" xmlns:cx3="http://schemas.microsoft.com/office/drawing/2016/5/9/chartex" xmlns:cx4="http://schemas.microsoft.com/office/drawing/2016/5/10/chartex" xmlns:cx5="http://schemas.microsoft.com/office/drawing/2016/5/11/chartex" xmlns:cx6="http://schemas.microsoft.com/office/drawing/2016/5/12/chartex" xmlns:cx7="http://schemas.microsoft.com/office/drawing/2016/5/13/chartex" xmlns:cx8="http://schemas.microsoft.com/office/drawing/2016/5/14/chartex" xmlns:mc="http://schemas.openxmlformats.org/markup-compatibility/2006" xmlns:aink="http://schemas.microsoft.com/office/drawing/2016/ink" xmlns:am3d="http://schemas.microsoft.com/office/drawing/2017/model3d" xmlns:o="urn:schemas-microsoft-com:office:office" xmlns:oel="http://schemas.microsoft.com/office/2019/extlst" xmlns:r="http://schemas.openxmlformats.org/officeDocument/2006/relationships" xmlns:m="http://schemas.openxmlformats.org/officeDocument/2006/math" xmlns:v="urn:schemas-microsoft-com:vml" xmlns:wp14="http://schemas.microsoft.com/office/word/2010/wordprocessingDrawing" xmlns:wp="http://schemas.openxmlformats.org/drawingml/2006/wordprocessingDrawing" xmlns:w10="urn:schemas-microsoft-com:office:word" xmlns:w="http://schemas.openxmlformats.org/wordprocessingml/2006/main" xmlns:w14="http://schemas.microsoft.com/office/word/2010/wordml" xmlns:w15="http://schemas.microsoft.com/office/word/2012/wordml" xmlns:w16cex="http://schemas.microsoft.com/office/word/2018/wordml/cex" xmlns:w16cid="http://schemas.microsoft.com/office/word/2016/wordml/cid" xmlns:w16="http://schemas.microsoft.com/office/word/2018/wordml" xmlns:w16du="http://schemas.microsoft.com/office/word/2023/wordml/word16du" xmlns:w16sdtdh="http://schemas.microsoft.com/office/word/2020/wordml/sdtdatahash" xmlns:w16sdtfl="http://schemas.microsoft.com/office/word/2024/wordml/sdtformatlock" xmlns:w16se="http://schemas.microsoft.com/office/word/2015/wordml/symex" xmlns:wpg="http://schemas.microsoft.com/office/word/2010/wordprocessingGroup" xmlns:wpi="http://schemas.microsoft.com/office/word/2010/wordprocessingInk" xmlns:wne="http://schemas.microsoft.com/office/word/2006/wordml" xmlns:wps="http://schemas.microsoft.com/office/word/2010/wordprocessingShape" mc:Ignorable="w14 w15 w16se w16cid w16 w16cex w16sdtdh w16sdtfl w16du wp14">
+<w:document xmlns:wpc="http://schemas.microsoft.com/office/word/2010/wordprocessingCanvas" xmlns:mc="http://schemas.openxmlformats.org/markup-compatibility/2006" xmlns:o="urn:schemas-microsoft-com:office:office" xmlns:r="http://schemas.openxmlformats.org/officeDocument/2006/relationships" xmlns:m="http://schemas.openxmlformats.org/officeDocument/2006/math" xmlns:v="urn:schemas-microsoft-com:vml" xmlns:wp14="http://schemas.microsoft.com/office/word/2010/wordprocessingDrawing" xmlns:wp="http://schemas.openxmlformats.org/drawingml/2006/wordprocessingDrawing" xmlns:w="http://schemas.openxmlformats.org/wordprocessingml/2006/main" xmlns:w14="http://schemas.microsoft.com/office/word/2010/wordml" xmlns:w10="urn:schemas-microsoft-com:office:word" xmlns:w15="http://schemas.microsoft.com/office/word/2012/wordml" xmlns:wpg="http://schemas.microsoft.com/office/word/2010/wordprocessingGroup" xmlns:wpi="http://schemas.microsoft.com/office/word/2010/wordprocessingInk" xmlns:wne="http://schemas.microsoft.com/office/word/2006/wordml" xmlns:wps="http://schemas.microsoft.com/office/word/2010/wordprocessingShape" xmlns:wpsCustomData="http://www.wps.cn/officeDocument/2013/wpsCustomData" mc:Ignorable="w14 w15 wp14">
   <w:body>
     <w:p>
       <w:pPr>
-        <w:pStyle w:val="1"/>
+        <w:pStyle w:val="2"/>
       </w:pPr>
       <w:r>
         <w:rPr>
@@ -15,7 +15,7 @@
     </w:p>
     <w:p>
       <w:pPr>
-        <w:pStyle w:val="2"/>
+        <w:pStyle w:val="3"/>
       </w:pPr>
       <w:r>
         <w:rPr>
@@ -121,13 +121,7 @@
         <w:rPr>
           <w:rFonts w:hint="eastAsia"/>
         </w:rPr>
-        <w:t>：</w:t>
-      </w:r>
-      <w:r>
-        <w:rPr>
-          <w:rFonts w:hint="eastAsia"/>
-        </w:rPr>
-        <w:t>AI模型处理文本的最小单位</w:t>
+        <w:t>：AI模型处理文本的最小单位</w:t>
       </w:r>
     </w:p>
     <w:p>
@@ -146,27 +140,7 @@
         <w:rPr>
           <w:rFonts w:hint="eastAsia"/>
         </w:rPr>
-        <w:t xml:space="preserve">（Context </w:t>
-      </w:r>
-      <w:proofErr w:type="spellStart"/>
-      <w:r>
-        <w:rPr>
-          <w:rFonts w:hint="eastAsia"/>
-        </w:rPr>
-        <w:t>Windouw</w:t>
-      </w:r>
-      <w:proofErr w:type="spellEnd"/>
-      <w:r>
-        <w:rPr>
-          <w:rFonts w:hint="eastAsia"/>
-        </w:rPr>
-        <w:t>）：模型在处理输入文本时能够处理的最大Token数量</w:t>
-      </w:r>
-      <w:r>
-        <w:rPr>
-          <w:rFonts w:hint="eastAsia"/>
-        </w:rPr>
-        <w:t>。上下窗口大小影响性的性能和效率</w:t>
+        <w:t>（Context Windouw）：模型在处理输入文本时能够处理的最大Token数量。上下窗口大小影响性的性能和效率</w:t>
       </w:r>
     </w:p>
     <w:p>
@@ -185,31 +159,7 @@
         <w:rPr>
           <w:rFonts w:hint="eastAsia"/>
         </w:rPr>
-        <w:t>（</w:t>
-      </w:r>
-      <w:r>
-        <w:rPr>
-          <w:rFonts w:hint="eastAsia"/>
-        </w:rPr>
-        <w:t>0~1</w:t>
-      </w:r>
-      <w:r>
-        <w:rPr>
-          <w:rFonts w:hint="eastAsia"/>
-        </w:rPr>
-        <w:t>）</w:t>
-      </w:r>
-      <w:r>
-        <w:rPr>
-          <w:rFonts w:hint="eastAsia"/>
-        </w:rPr>
-        <w:t>：</w:t>
-      </w:r>
-      <w:r>
-        <w:rPr>
-          <w:rFonts w:hint="eastAsia"/>
-        </w:rPr>
-        <w:t>一个用户控制模型生成文本的随机性或创造性的一个参数。它影响模型生成下一个Token的概率分布。</w:t>
+        <w:t>（0~1）：一个用户控制模型生成文本的随机性或创造性的一个参数。它影响模型生成下一个Token的概率分布。</w:t>
       </w:r>
     </w:p>
     <w:p>
@@ -220,35 +170,7 @@
         <w:rPr>
           <w:rFonts w:hint="eastAsia"/>
         </w:rPr>
-        <w:t>温度低---</w:t>
-      </w:r>
-      <w:proofErr w:type="gramStart"/>
-      <w:r>
-        <w:rPr>
-          <w:rFonts w:hint="eastAsia"/>
-        </w:rPr>
-        <w:t>》</w:t>
-      </w:r>
-      <w:proofErr w:type="gramEnd"/>
-      <w:r>
-        <w:rPr>
-          <w:rFonts w:hint="eastAsia"/>
-        </w:rPr>
-        <w:t>稳定    温度高---</w:t>
-      </w:r>
-      <w:proofErr w:type="gramStart"/>
-      <w:r>
-        <w:rPr>
-          <w:rFonts w:hint="eastAsia"/>
-        </w:rPr>
-        <w:t>》</w:t>
-      </w:r>
-      <w:proofErr w:type="gramEnd"/>
-      <w:r>
-        <w:rPr>
-          <w:rFonts w:hint="eastAsia"/>
-        </w:rPr>
-        <w:t>随机</w:t>
+        <w:t>温度低---》稳定    温度高---》随机</w:t>
       </w:r>
     </w:p>
     <w:p>
@@ -289,28 +211,29 @@
         <w:rPr>
           <w:rFonts w:hint="eastAsia"/>
         </w:rPr>
-        <w:t>SSE和</w:t>
-      </w:r>
-      <w:proofErr w:type="spellStart"/>
-      <w:r>
-        <w:rPr>
-          <w:rFonts w:hint="eastAsia"/>
-        </w:rPr>
-        <w:t>webSocket</w:t>
-      </w:r>
-      <w:proofErr w:type="spellEnd"/>
-      <w:r>
-        <w:rPr>
-          <w:rFonts w:hint="eastAsia"/>
-        </w:rPr>
-        <w:t>的区别</w:t>
+        <w:t>SSE和webSocket的区别</w:t>
       </w:r>
     </w:p>
     <w:tbl>
       <w:tblPr>
-        <w:tblStyle w:val="ae"/>
+        <w:tblStyle w:val="14"/>
         <w:tblW w:w="0" w:type="auto"/>
-        <w:tblLook w:val="04A0" w:firstRow="1" w:lastRow="0" w:firstColumn="1" w:lastColumn="0" w:noHBand="0" w:noVBand="1"/>
+        <w:tblInd w:w="0" w:type="dxa"/>
+        <w:tblBorders>
+          <w:top w:val="single" w:color="auto" w:sz="4" w:space="0"/>
+          <w:left w:val="single" w:color="auto" w:sz="4" w:space="0"/>
+          <w:bottom w:val="single" w:color="auto" w:sz="4" w:space="0"/>
+          <w:right w:val="single" w:color="auto" w:sz="4" w:space="0"/>
+          <w:insideH w:val="single" w:color="auto" w:sz="4" w:space="0"/>
+          <w:insideV w:val="single" w:color="auto" w:sz="4" w:space="0"/>
+        </w:tblBorders>
+        <w:tblLayout w:type="autofit"/>
+        <w:tblCellMar>
+          <w:top w:w="0" w:type="dxa"/>
+          <w:left w:w="108" w:type="dxa"/>
+          <w:bottom w:w="0" w:type="dxa"/>
+          <w:right w:w="108" w:type="dxa"/>
+        </w:tblCellMar>
       </w:tblPr>
       <w:tblGrid>
         <w:gridCol w:w="2765"/>
@@ -318,12 +241,29 @@
         <w:gridCol w:w="2766"/>
       </w:tblGrid>
       <w:tr>
+        <w:tblPrEx>
+          <w:tblBorders>
+            <w:top w:val="single" w:color="auto" w:sz="4" w:space="0"/>
+            <w:left w:val="single" w:color="auto" w:sz="4" w:space="0"/>
+            <w:bottom w:val="single" w:color="auto" w:sz="4" w:space="0"/>
+            <w:right w:val="single" w:color="auto" w:sz="4" w:space="0"/>
+            <w:insideH w:val="single" w:color="auto" w:sz="4" w:space="0"/>
+            <w:insideV w:val="single" w:color="auto" w:sz="4" w:space="0"/>
+          </w:tblBorders>
+          <w:tblCellMar>
+            <w:top w:w="0" w:type="dxa"/>
+            <w:left w:w="108" w:type="dxa"/>
+            <w:bottom w:w="0" w:type="dxa"/>
+            <w:right w:w="108" w:type="dxa"/>
+          </w:tblCellMar>
+        </w:tblPrEx>
         <w:tc>
           <w:tcPr>
             <w:tcW w:w="2765" w:type="dxa"/>
           </w:tcPr>
           <w:p>
             <w:pPr>
+              <w:spacing w:after="0" w:line="240" w:lineRule="auto"/>
               <w:rPr>
                 <w:rFonts w:hint="eastAsia"/>
               </w:rPr>
@@ -342,6 +282,7 @@
           </w:tcPr>
           <w:p>
             <w:pPr>
+              <w:spacing w:after="0" w:line="240" w:lineRule="auto"/>
               <w:rPr>
                 <w:rFonts w:hint="eastAsia"/>
               </w:rPr>
@@ -360,28 +301,44 @@
           </w:tcPr>
           <w:p>
             <w:pPr>
+              <w:spacing w:after="0" w:line="240" w:lineRule="auto"/>
               <w:rPr>
                 <w:rFonts w:hint="eastAsia"/>
               </w:rPr>
             </w:pPr>
-            <w:proofErr w:type="spellStart"/>
             <w:r>
               <w:rPr>
                 <w:rFonts w:hint="eastAsia"/>
               </w:rPr>
               <w:t>Websocket</w:t>
             </w:r>
-            <w:proofErr w:type="spellEnd"/>
           </w:p>
         </w:tc>
       </w:tr>
       <w:tr>
+        <w:tblPrEx>
+          <w:tblBorders>
+            <w:top w:val="single" w:color="auto" w:sz="4" w:space="0"/>
+            <w:left w:val="single" w:color="auto" w:sz="4" w:space="0"/>
+            <w:bottom w:val="single" w:color="auto" w:sz="4" w:space="0"/>
+            <w:right w:val="single" w:color="auto" w:sz="4" w:space="0"/>
+            <w:insideH w:val="single" w:color="auto" w:sz="4" w:space="0"/>
+            <w:insideV w:val="single" w:color="auto" w:sz="4" w:space="0"/>
+          </w:tblBorders>
+          <w:tblCellMar>
+            <w:top w:w="0" w:type="dxa"/>
+            <w:left w:w="108" w:type="dxa"/>
+            <w:bottom w:w="0" w:type="dxa"/>
+            <w:right w:w="108" w:type="dxa"/>
+          </w:tblCellMar>
+        </w:tblPrEx>
         <w:tc>
           <w:tcPr>
             <w:tcW w:w="2765" w:type="dxa"/>
           </w:tcPr>
           <w:p>
             <w:pPr>
+              <w:spacing w:after="0" w:line="240" w:lineRule="auto"/>
               <w:rPr>
                 <w:rFonts w:hint="eastAsia"/>
               </w:rPr>
@@ -400,6 +357,7 @@
           </w:tcPr>
           <w:p>
             <w:pPr>
+              <w:spacing w:after="0" w:line="240" w:lineRule="auto"/>
               <w:rPr>
                 <w:rFonts w:hint="eastAsia"/>
               </w:rPr>
@@ -408,21 +366,7 @@
               <w:rPr>
                 <w:rFonts w:hint="eastAsia"/>
               </w:rPr>
-              <w:t>单向（服务器-</w:t>
-            </w:r>
-            <w:proofErr w:type="gramStart"/>
-            <w:r>
-              <w:rPr>
-                <w:rFonts w:hint="eastAsia"/>
-              </w:rPr>
-              <w:t>》</w:t>
-            </w:r>
-            <w:proofErr w:type="gramEnd"/>
-            <w:r>
-              <w:rPr>
-                <w:rFonts w:hint="eastAsia"/>
-              </w:rPr>
-              <w:t>客户端）</w:t>
+              <w:t>单向（服务器-》客户端）</w:t>
             </w:r>
           </w:p>
         </w:tc>
@@ -432,6 +376,7 @@
           </w:tcPr>
           <w:p>
             <w:pPr>
+              <w:spacing w:after="0" w:line="240" w:lineRule="auto"/>
               <w:rPr>
                 <w:rFonts w:hint="eastAsia"/>
               </w:rPr>
@@ -446,12 +391,29 @@
         </w:tc>
       </w:tr>
       <w:tr>
+        <w:tblPrEx>
+          <w:tblBorders>
+            <w:top w:val="single" w:color="auto" w:sz="4" w:space="0"/>
+            <w:left w:val="single" w:color="auto" w:sz="4" w:space="0"/>
+            <w:bottom w:val="single" w:color="auto" w:sz="4" w:space="0"/>
+            <w:right w:val="single" w:color="auto" w:sz="4" w:space="0"/>
+            <w:insideH w:val="single" w:color="auto" w:sz="4" w:space="0"/>
+            <w:insideV w:val="single" w:color="auto" w:sz="4" w:space="0"/>
+          </w:tblBorders>
+          <w:tblCellMar>
+            <w:top w:w="0" w:type="dxa"/>
+            <w:left w:w="108" w:type="dxa"/>
+            <w:bottom w:w="0" w:type="dxa"/>
+            <w:right w:w="108" w:type="dxa"/>
+          </w:tblCellMar>
+        </w:tblPrEx>
         <w:tc>
           <w:tcPr>
             <w:tcW w:w="2765" w:type="dxa"/>
           </w:tcPr>
           <w:p>
             <w:pPr>
+              <w:spacing w:after="0" w:line="240" w:lineRule="auto"/>
               <w:rPr>
                 <w:rFonts w:hint="eastAsia"/>
               </w:rPr>
@@ -470,6 +432,7 @@
           </w:tcPr>
           <w:p>
             <w:pPr>
+              <w:spacing w:after="0" w:line="240" w:lineRule="auto"/>
               <w:rPr>
                 <w:rFonts w:hint="eastAsia"/>
               </w:rPr>
@@ -488,6 +451,7 @@
           </w:tcPr>
           <w:p>
             <w:pPr>
+              <w:spacing w:after="0" w:line="240" w:lineRule="auto"/>
               <w:rPr>
                 <w:rFonts w:hint="eastAsia"/>
               </w:rPr>
@@ -502,12 +466,29 @@
         </w:tc>
       </w:tr>
       <w:tr>
+        <w:tblPrEx>
+          <w:tblBorders>
+            <w:top w:val="single" w:color="auto" w:sz="4" w:space="0"/>
+            <w:left w:val="single" w:color="auto" w:sz="4" w:space="0"/>
+            <w:bottom w:val="single" w:color="auto" w:sz="4" w:space="0"/>
+            <w:right w:val="single" w:color="auto" w:sz="4" w:space="0"/>
+            <w:insideH w:val="single" w:color="auto" w:sz="4" w:space="0"/>
+            <w:insideV w:val="single" w:color="auto" w:sz="4" w:space="0"/>
+          </w:tblBorders>
+          <w:tblCellMar>
+            <w:top w:w="0" w:type="dxa"/>
+            <w:left w:w="108" w:type="dxa"/>
+            <w:bottom w:w="0" w:type="dxa"/>
+            <w:right w:w="108" w:type="dxa"/>
+          </w:tblCellMar>
+        </w:tblPrEx>
         <w:tc>
           <w:tcPr>
             <w:tcW w:w="2765" w:type="dxa"/>
           </w:tcPr>
           <w:p>
             <w:pPr>
+              <w:spacing w:after="0" w:line="240" w:lineRule="auto"/>
               <w:rPr>
                 <w:rFonts w:hint="eastAsia"/>
               </w:rPr>
@@ -516,16 +497,8 @@
               <w:rPr>
                 <w:rFonts w:hint="eastAsia"/>
               </w:rPr>
-              <w:t>重</w:t>
+              <w:t>重连机制</w:t>
             </w:r>
-            <w:proofErr w:type="gramStart"/>
-            <w:r>
-              <w:rPr>
-                <w:rFonts w:hint="eastAsia"/>
-              </w:rPr>
-              <w:t>连机制</w:t>
-            </w:r>
-            <w:proofErr w:type="gramEnd"/>
           </w:p>
         </w:tc>
         <w:tc>
@@ -534,6 +507,7 @@
           </w:tcPr>
           <w:p>
             <w:pPr>
+              <w:spacing w:after="0" w:line="240" w:lineRule="auto"/>
               <w:rPr>
                 <w:rFonts w:hint="eastAsia"/>
               </w:rPr>
@@ -552,6 +526,7 @@
           </w:tcPr>
           <w:p>
             <w:pPr>
+              <w:spacing w:after="0" w:line="240" w:lineRule="auto"/>
               <w:rPr>
                 <w:rFonts w:hint="eastAsia"/>
               </w:rPr>
@@ -560,26 +535,35 @@
               <w:rPr>
                 <w:rFonts w:hint="eastAsia"/>
               </w:rPr>
-              <w:t>需要</w:t>
+              <w:t>需要手动实现</w:t>
             </w:r>
-            <w:proofErr w:type="gramStart"/>
-            <w:r>
-              <w:rPr>
-                <w:rFonts w:hint="eastAsia"/>
-              </w:rPr>
-              <w:t>手动实现</w:t>
-            </w:r>
-            <w:proofErr w:type="gramEnd"/>
           </w:p>
         </w:tc>
       </w:tr>
       <w:tr>
+        <w:tblPrEx>
+          <w:tblBorders>
+            <w:top w:val="single" w:color="auto" w:sz="4" w:space="0"/>
+            <w:left w:val="single" w:color="auto" w:sz="4" w:space="0"/>
+            <w:bottom w:val="single" w:color="auto" w:sz="4" w:space="0"/>
+            <w:right w:val="single" w:color="auto" w:sz="4" w:space="0"/>
+            <w:insideH w:val="single" w:color="auto" w:sz="4" w:space="0"/>
+            <w:insideV w:val="single" w:color="auto" w:sz="4" w:space="0"/>
+          </w:tblBorders>
+          <w:tblCellMar>
+            <w:top w:w="0" w:type="dxa"/>
+            <w:left w:w="108" w:type="dxa"/>
+            <w:bottom w:w="0" w:type="dxa"/>
+            <w:right w:w="108" w:type="dxa"/>
+          </w:tblCellMar>
+        </w:tblPrEx>
         <w:tc>
           <w:tcPr>
             <w:tcW w:w="2765" w:type="dxa"/>
           </w:tcPr>
           <w:p>
             <w:pPr>
+              <w:spacing w:after="0" w:line="240" w:lineRule="auto"/>
               <w:rPr>
                 <w:rFonts w:hint="eastAsia"/>
               </w:rPr>
@@ -598,6 +582,7 @@
           </w:tcPr>
           <w:p>
             <w:pPr>
+              <w:spacing w:after="0" w:line="240" w:lineRule="auto"/>
               <w:rPr>
                 <w:rFonts w:hint="eastAsia"/>
               </w:rPr>
@@ -616,6 +601,7 @@
           </w:tcPr>
           <w:p>
             <w:pPr>
+              <w:spacing w:after="0" w:line="240" w:lineRule="auto"/>
               <w:rPr>
                 <w:rFonts w:hint="eastAsia"/>
               </w:rPr>
@@ -630,12 +616,29 @@
         </w:tc>
       </w:tr>
       <w:tr>
+        <w:tblPrEx>
+          <w:tblBorders>
+            <w:top w:val="single" w:color="auto" w:sz="4" w:space="0"/>
+            <w:left w:val="single" w:color="auto" w:sz="4" w:space="0"/>
+            <w:bottom w:val="single" w:color="auto" w:sz="4" w:space="0"/>
+            <w:right w:val="single" w:color="auto" w:sz="4" w:space="0"/>
+            <w:insideH w:val="single" w:color="auto" w:sz="4" w:space="0"/>
+            <w:insideV w:val="single" w:color="auto" w:sz="4" w:space="0"/>
+          </w:tblBorders>
+          <w:tblCellMar>
+            <w:top w:w="0" w:type="dxa"/>
+            <w:left w:w="108" w:type="dxa"/>
+            <w:bottom w:w="0" w:type="dxa"/>
+            <w:right w:w="108" w:type="dxa"/>
+          </w:tblCellMar>
+        </w:tblPrEx>
         <w:tc>
           <w:tcPr>
             <w:tcW w:w="2765" w:type="dxa"/>
           </w:tcPr>
           <w:p>
             <w:pPr>
+              <w:spacing w:after="0" w:line="240" w:lineRule="auto"/>
               <w:rPr>
                 <w:rFonts w:hint="eastAsia"/>
               </w:rPr>
@@ -654,6 +657,7 @@
           </w:tcPr>
           <w:p>
             <w:pPr>
+              <w:spacing w:after="0" w:line="240" w:lineRule="auto"/>
               <w:rPr>
                 <w:rFonts w:hint="eastAsia"/>
               </w:rPr>
@@ -672,6 +676,7 @@
           </w:tcPr>
           <w:p>
             <w:pPr>
+              <w:spacing w:after="0" w:line="240" w:lineRule="auto"/>
               <w:rPr>
                 <w:rFonts w:hint="eastAsia"/>
               </w:rPr>
@@ -695,6 +700,629 @@
     </w:p>
     <w:p>
       <w:pPr>
+        <w:pStyle w:val="3"/>
+        <w:rPr>
+          <w:rFonts w:hint="eastAsia"/>
+          <w:lang w:val="en-US" w:eastAsia="zh-CN"/>
+        </w:rPr>
+      </w:pPr>
+      <w:r>
+        <w:rPr>
+          <w:rFonts w:hint="eastAsia"/>
+        </w:rPr>
+        <w:t>Day</w:t>
+      </w:r>
+      <w:r>
+        <w:rPr>
+          <w:rFonts w:hint="eastAsia"/>
+          <w:lang w:val="en-US" w:eastAsia="zh-CN"/>
+        </w:rPr>
+        <w:t>2-----四类模型</w:t>
+      </w:r>
+    </w:p>
+    <w:p>
+      <w:pPr>
+        <w:rPr>
+          <w:rFonts w:hint="eastAsia"/>
+          <w:lang w:val="en-US" w:eastAsia="zh-CN"/>
+        </w:rPr>
+      </w:pPr>
+      <w:r>
+        <w:rPr>
+          <w:rFonts w:hint="eastAsia"/>
+          <w:b/>
+          <w:bCs/>
+          <w:sz w:val="28"/>
+          <w:szCs w:val="28"/>
+          <w:highlight w:val="yellow"/>
+          <w:lang w:val="en-US" w:eastAsia="zh-CN"/>
+        </w:rPr>
+        <w:t>通用模型</w:t>
+      </w:r>
+    </w:p>
+    <w:p>
+      <w:pPr>
+        <w:rPr>
+          <w:rFonts w:hint="default"/>
+          <w:lang w:val="en-US" w:eastAsia="zh-CN"/>
+        </w:rPr>
+      </w:pPr>
+      <w:r>
+        <w:rPr>
+          <w:rFonts w:hint="default"/>
+          <w:lang w:val="en-US" w:eastAsia="zh-CN"/>
+        </w:rPr>
+        <w:t>定位</w:t>
+      </w:r>
+      <w:r>
+        <w:rPr>
+          <w:rFonts w:hint="default"/>
+          <w:b/>
+          <w:bCs/>
+          <w:lang w:val="en-US" w:eastAsia="zh-CN"/>
+        </w:rPr>
+        <w:t>：底层基础模型</w:t>
+      </w:r>
+      <w:r>
+        <w:rPr>
+          <w:rFonts w:hint="default"/>
+          <w:lang w:val="en-US" w:eastAsia="zh-CN"/>
+        </w:rPr>
+        <w:t>，一切能力的源头，</w:t>
+      </w:r>
+      <w:r>
+        <w:rPr>
+          <w:rFonts w:hint="default"/>
+          <w:b/>
+          <w:bCs/>
+          <w:lang w:val="en-US" w:eastAsia="zh-CN"/>
+        </w:rPr>
+        <w:t>无对话人设、无场景定制</w:t>
+      </w:r>
+      <w:r>
+        <w:rPr>
+          <w:rFonts w:hint="default"/>
+          <w:lang w:val="en-US" w:eastAsia="zh-CN"/>
+        </w:rPr>
+        <w:t xml:space="preserve">。 </w:t>
+      </w:r>
+    </w:p>
+    <w:p>
+      <w:pPr>
+        <w:rPr>
+          <w:rFonts w:hint="default"/>
+          <w:lang w:val="en-US" w:eastAsia="zh-CN"/>
+        </w:rPr>
+      </w:pPr>
+      <w:r>
+        <w:rPr>
+          <w:rFonts w:hint="default"/>
+          <w:lang w:val="en-US" w:eastAsia="zh-CN"/>
+        </w:rPr>
+        <w:t xml:space="preserve">特点：知识面广、理解语言 / 逻辑 / 常识，可续写文本、翻译、推理；不擅长连续对话、角色扮演。 </w:t>
+      </w:r>
+    </w:p>
+    <w:p>
+      <w:pPr>
+        <w:rPr>
+          <w:rFonts w:hint="default"/>
+          <w:lang w:val="en-US" w:eastAsia="zh-CN"/>
+        </w:rPr>
+      </w:pPr>
+      <w:r>
+        <w:rPr>
+          <w:rFonts w:hint="default"/>
+          <w:lang w:val="en-US" w:eastAsia="zh-CN"/>
+        </w:rPr>
+        <w:t xml:space="preserve">输出风格：直白、中性、偏 “文本续写”，不会主动接话、记忆上下文对话。 </w:t>
+      </w:r>
+    </w:p>
+    <w:p>
+      <w:pPr>
+        <w:rPr>
+          <w:rFonts w:hint="default"/>
+          <w:lang w:val="en-US" w:eastAsia="zh-CN"/>
+        </w:rPr>
+      </w:pPr>
+      <w:r>
+        <w:rPr>
+          <w:rFonts w:hint="default"/>
+          <w:lang w:val="en-US" w:eastAsia="zh-CN"/>
+        </w:rPr>
+        <w:t xml:space="preserve">用途：二次微调、行业定制、作为其他模型的底座。 </w:t>
+      </w:r>
+    </w:p>
+    <w:p>
+      <w:pPr>
+        <w:rPr>
+          <w:rFonts w:hint="default"/>
+          <w:lang w:val="en-US" w:eastAsia="zh-CN"/>
+        </w:rPr>
+      </w:pPr>
+      <w:r>
+        <w:rPr>
+          <w:rFonts w:hint="default"/>
+          <w:lang w:val="en-US" w:eastAsia="zh-CN"/>
+        </w:rPr>
+        <w:t>代表：Llama 基座、Qwen 基座、GLM 基座、GPT Base</w:t>
+      </w:r>
+    </w:p>
+    <w:p>
+      <w:pPr>
+        <w:rPr>
+          <w:rFonts w:hint="eastAsia"/>
+          <w:b/>
+          <w:bCs/>
+          <w:sz w:val="28"/>
+          <w:szCs w:val="28"/>
+          <w:highlight w:val="yellow"/>
+          <w:lang w:val="en-US" w:eastAsia="zh-CN"/>
+        </w:rPr>
+      </w:pPr>
+      <w:r>
+        <w:rPr>
+          <w:rFonts w:hint="eastAsia"/>
+          <w:b/>
+          <w:bCs/>
+          <w:sz w:val="28"/>
+          <w:szCs w:val="28"/>
+          <w:highlight w:val="yellow"/>
+          <w:lang w:val="en-US" w:eastAsia="zh-CN"/>
+        </w:rPr>
+        <w:t>对话模型</w:t>
+      </w:r>
+    </w:p>
+    <w:p>
+      <w:pPr>
+        <w:widowControl w:val="0"/>
+        <w:spacing w:after="160" w:line="278" w:lineRule="auto"/>
+        <w:rPr>
+          <w:rFonts w:hint="eastAsia" w:asciiTheme="minorHAnsi" w:hAnsiTheme="minorHAnsi" w:eastAsiaTheme="minorEastAsia" w:cstheme="minorBidi"/>
+          <w:kern w:val="2"/>
+          <w:sz w:val="22"/>
+          <w:szCs w:val="24"/>
+          <w:lang w:val="en-US" w:eastAsia="zh-CN" w:bidi="ar-SA"/>
+          <w14:ligatures w14:val="standardContextual"/>
+        </w:rPr>
+      </w:pPr>
+      <w:r>
+        <w:rPr>
+          <w:rFonts w:hint="eastAsia" w:asciiTheme="minorHAnsi" w:hAnsiTheme="minorHAnsi" w:eastAsiaTheme="minorEastAsia" w:cstheme="minorBidi"/>
+          <w:kern w:val="2"/>
+          <w:sz w:val="22"/>
+          <w:szCs w:val="24"/>
+          <w:lang w:val="en-US" w:eastAsia="zh-CN" w:bidi="ar-SA"/>
+          <w14:ligatures w14:val="standardContextual"/>
+        </w:rPr>
+        <w:t>定位：在</w:t>
+      </w:r>
+      <w:r>
+        <w:rPr>
+          <w:rFonts w:hint="eastAsia" w:asciiTheme="minorHAnsi" w:hAnsiTheme="minorHAnsi" w:eastAsiaTheme="minorEastAsia" w:cstheme="minorBidi"/>
+          <w:b/>
+          <w:bCs/>
+          <w:kern w:val="2"/>
+          <w:sz w:val="22"/>
+          <w:szCs w:val="24"/>
+          <w:lang w:val="en-US" w:eastAsia="zh-CN" w:bidi="ar-SA"/>
+          <w14:ligatures w14:val="standardContextual"/>
+        </w:rPr>
+        <w:t>通用基座上专门微调优化</w:t>
+      </w:r>
+      <w:r>
+        <w:rPr>
+          <w:rFonts w:hint="eastAsia" w:asciiTheme="minorHAnsi" w:hAnsiTheme="minorHAnsi" w:eastAsiaTheme="minorEastAsia" w:cstheme="minorBidi"/>
+          <w:kern w:val="2"/>
+          <w:sz w:val="22"/>
+          <w:szCs w:val="24"/>
+          <w:lang w:val="en-US" w:eastAsia="zh-CN" w:bidi="ar-SA"/>
+          <w14:ligatures w14:val="standardContextual"/>
+        </w:rPr>
+        <w:t>对话交互，日常聊天、问答、助手主力。</w:t>
+      </w:r>
+    </w:p>
+    <w:p>
+      <w:pPr>
+        <w:widowControl w:val="0"/>
+        <w:spacing w:after="160" w:line="278" w:lineRule="auto"/>
+        <w:ind w:left="440" w:leftChars="0" w:hanging="440" w:hangingChars="200"/>
+        <w:rPr>
+          <w:rFonts w:hint="eastAsia" w:asciiTheme="minorHAnsi" w:hAnsiTheme="minorHAnsi" w:eastAsiaTheme="minorEastAsia" w:cstheme="minorBidi"/>
+          <w:kern w:val="2"/>
+          <w:sz w:val="22"/>
+          <w:szCs w:val="24"/>
+          <w:lang w:val="en-US" w:eastAsia="zh-CN" w:bidi="ar-SA"/>
+          <w14:ligatures w14:val="standardContextual"/>
+        </w:rPr>
+      </w:pPr>
+      <w:r>
+        <w:rPr>
+          <w:rFonts w:hint="eastAsia" w:asciiTheme="minorHAnsi" w:hAnsiTheme="minorHAnsi" w:eastAsiaTheme="minorEastAsia" w:cstheme="minorBidi"/>
+          <w:kern w:val="2"/>
+          <w:sz w:val="22"/>
+          <w:szCs w:val="24"/>
+          <w:lang w:val="en-US" w:eastAsia="zh-CN" w:bidi="ar-SA"/>
+          <w14:ligatures w14:val="standardContextual"/>
+        </w:rPr>
+        <w:t>特点：支持多轮对话、记忆上下文、语气自然、懂追问、角色扮演、闲聊 + 问答全能。</w:t>
+      </w:r>
+    </w:p>
+    <w:p>
+      <w:pPr>
+        <w:keepNext w:val="0"/>
+        <w:keepLines w:val="0"/>
+        <w:widowControl/>
+        <w:numPr>
+          <w:ilvl w:val="0"/>
+          <w:numId w:val="1"/>
+        </w:numPr>
+        <w:suppressLineNumbers w:val="0"/>
+        <w:spacing w:before="0" w:beforeAutospacing="0" w:after="0" w:afterAutospacing="0" w:line="240" w:lineRule="atLeast"/>
+        <w:ind w:left="440" w:leftChars="0" w:right="0" w:hanging="440" w:hangingChars="200"/>
+        <w:jc w:val="left"/>
+        <w:rPr>
+          <w:rFonts w:hint="eastAsia" w:asciiTheme="minorHAnsi" w:hAnsiTheme="minorHAnsi" w:eastAsiaTheme="minorEastAsia" w:cstheme="minorBidi"/>
+          <w:kern w:val="2"/>
+          <w:sz w:val="22"/>
+          <w:szCs w:val="24"/>
+          <w:lang w:val="en-US" w:eastAsia="zh-CN" w:bidi="ar-SA"/>
+          <w14:ligatures w14:val="standardContextual"/>
+        </w:rPr>
+      </w:pPr>
+      <w:r>
+        <w:rPr>
+          <w:rFonts w:hint="eastAsia" w:asciiTheme="minorHAnsi" w:hAnsiTheme="minorHAnsi" w:eastAsiaTheme="minorEastAsia" w:cstheme="minorBidi"/>
+          <w:kern w:val="2"/>
+          <w:sz w:val="22"/>
+          <w:szCs w:val="24"/>
+          <w:lang w:val="en-US" w:eastAsia="zh-CN" w:bidi="ar-SA"/>
+          <w14:ligatures w14:val="standardContextual"/>
+        </w:rPr>
+        <w:t>区别于通用模型：专门适配一问一答、连续聊天，交互体验最强。</w:t>
+      </w:r>
+    </w:p>
+    <w:p>
+      <w:pPr>
+        <w:keepNext w:val="0"/>
+        <w:keepLines w:val="0"/>
+        <w:widowControl/>
+        <w:numPr>
+          <w:ilvl w:val="0"/>
+          <w:numId w:val="1"/>
+        </w:numPr>
+        <w:suppressLineNumbers w:val="0"/>
+        <w:spacing w:before="0" w:beforeAutospacing="0" w:after="0" w:afterAutospacing="0" w:line="240" w:lineRule="atLeast"/>
+        <w:ind w:left="440" w:leftChars="0" w:right="0" w:hanging="440" w:hangingChars="200"/>
+        <w:jc w:val="left"/>
+        <w:rPr>
+          <w:rFonts w:hint="eastAsia" w:asciiTheme="minorHAnsi" w:hAnsiTheme="minorHAnsi" w:eastAsiaTheme="minorEastAsia" w:cstheme="minorBidi"/>
+          <w:kern w:val="2"/>
+          <w:sz w:val="22"/>
+          <w:szCs w:val="24"/>
+          <w:lang w:val="en-US" w:eastAsia="zh-CN" w:bidi="ar-SA"/>
+          <w14:ligatures w14:val="standardContextual"/>
+        </w:rPr>
+      </w:pPr>
+    </w:p>
+    <w:p>
+      <w:pPr>
+        <w:widowControl w:val="0"/>
+        <w:numPr>
+          <w:numId w:val="0"/>
+        </w:numPr>
+        <w:spacing w:after="160" w:line="278" w:lineRule="auto"/>
+        <w:ind w:leftChars="-200" w:firstLine="440" w:firstLineChars="200"/>
+        <w:rPr>
+          <w:rFonts w:hint="eastAsia" w:asciiTheme="minorHAnsi" w:hAnsiTheme="minorHAnsi" w:eastAsiaTheme="minorEastAsia" w:cstheme="minorBidi"/>
+          <w:kern w:val="2"/>
+          <w:sz w:val="22"/>
+          <w:szCs w:val="24"/>
+          <w:lang w:val="en-US" w:eastAsia="zh-CN" w:bidi="ar-SA"/>
+          <w14:ligatures w14:val="standardContextual"/>
+        </w:rPr>
+      </w:pPr>
+      <w:r>
+        <w:rPr>
+          <w:rFonts w:hint="eastAsia" w:asciiTheme="minorHAnsi" w:hAnsiTheme="minorHAnsi" w:eastAsiaTheme="minorEastAsia" w:cstheme="minorBidi"/>
+          <w:kern w:val="2"/>
+          <w:sz w:val="22"/>
+          <w:szCs w:val="24"/>
+          <w:lang w:val="en-US" w:eastAsia="zh-CN" w:bidi="ar-SA"/>
+          <w14:ligatures w14:val="standardContextual"/>
+        </w:rPr>
+        <w:t>用途：日常 AI 助手、客服、聊天、文案、咨询、办公问答。</w:t>
+      </w:r>
+    </w:p>
+    <w:p>
+      <w:pPr>
+        <w:widowControl w:val="0"/>
+        <w:numPr>
+          <w:numId w:val="0"/>
+        </w:numPr>
+        <w:spacing w:after="160" w:line="278" w:lineRule="auto"/>
+        <w:ind w:leftChars="-200" w:firstLine="440" w:firstLineChars="200"/>
+        <w:rPr>
+          <w:rFonts w:hint="eastAsia" w:asciiTheme="minorHAnsi" w:hAnsiTheme="minorHAnsi" w:eastAsiaTheme="minorEastAsia" w:cstheme="minorBidi"/>
+          <w:kern w:val="2"/>
+          <w:sz w:val="22"/>
+          <w:szCs w:val="24"/>
+          <w:lang w:val="en-US" w:eastAsia="zh-CN" w:bidi="ar-SA"/>
+          <w14:ligatures w14:val="standardContextual"/>
+        </w:rPr>
+      </w:pPr>
+      <w:r>
+        <w:rPr>
+          <w:rFonts w:hint="eastAsia" w:asciiTheme="minorHAnsi" w:hAnsiTheme="minorHAnsi" w:eastAsiaTheme="minorEastAsia" w:cstheme="minorBidi"/>
+          <w:kern w:val="2"/>
+          <w:sz w:val="22"/>
+          <w:szCs w:val="24"/>
+          <w:lang w:val="en-US" w:eastAsia="zh-CN" w:bidi="ar-SA"/>
+          <w14:ligatures w14:val="standardContextual"/>
+        </w:rPr>
+        <w:t>代表：GPT-4o、Claude、通义千问、文心一言、Kimi、豆包</w:t>
+      </w:r>
+    </w:p>
+    <w:p>
+      <w:pPr>
+        <w:rPr>
+          <w:rFonts w:hint="eastAsia"/>
+          <w:b/>
+          <w:bCs/>
+          <w:sz w:val="28"/>
+          <w:szCs w:val="28"/>
+          <w:highlight w:val="yellow"/>
+          <w:lang w:val="en-US" w:eastAsia="zh-CN"/>
+        </w:rPr>
+      </w:pPr>
+    </w:p>
+    <w:p>
+      <w:pPr>
+        <w:rPr>
+          <w:rFonts w:hint="eastAsia"/>
+          <w:lang w:val="en-US" w:eastAsia="zh-CN"/>
+        </w:rPr>
+      </w:pPr>
+      <w:r>
+        <w:rPr>
+          <w:rFonts w:hint="eastAsia"/>
+          <w:b/>
+          <w:bCs/>
+          <w:sz w:val="28"/>
+          <w:szCs w:val="28"/>
+          <w:highlight w:val="yellow"/>
+          <w:lang w:val="en-US" w:eastAsia="zh-CN"/>
+        </w:rPr>
+        <w:t>嵌入模型</w:t>
+      </w:r>
+      <w:r>
+        <w:rPr>
+          <w:rFonts w:hint="eastAsia" w:asciiTheme="minorHAnsi" w:hAnsiTheme="minorHAnsi" w:eastAsiaTheme="minorEastAsia" w:cstheme="minorBidi"/>
+          <w:b/>
+          <w:bCs/>
+          <w:kern w:val="2"/>
+          <w:sz w:val="28"/>
+          <w:szCs w:val="28"/>
+          <w:highlight w:val="yellow"/>
+          <w:lang w:val="en-US" w:eastAsia="zh-CN" w:bidi="ar-SA"/>
+          <w14:ligatures w14:val="standardContextual"/>
+        </w:rPr>
+        <w:t>（Embedding 向量模型）</w:t>
+      </w:r>
+    </w:p>
+    <w:p>
+      <w:pPr>
+        <w:rPr>
+          <w:rFonts w:hint="default"/>
+          <w:lang w:val="en-US" w:eastAsia="zh-CN"/>
+        </w:rPr>
+      </w:pPr>
+      <w:r>
+        <w:rPr>
+          <w:rFonts w:hint="default"/>
+          <w:lang w:val="en-US" w:eastAsia="zh-CN"/>
+        </w:rPr>
+        <w:t>定位：</w:t>
+      </w:r>
+      <w:r>
+        <w:rPr>
+          <w:rFonts w:hint="default"/>
+          <w:b/>
+          <w:bCs/>
+          <w:lang w:val="en-US" w:eastAsia="zh-CN"/>
+        </w:rPr>
+        <w:t>不生成文字，只把文本转成数字向量</w:t>
+      </w:r>
+      <w:r>
+        <w:rPr>
+          <w:rFonts w:hint="default"/>
+          <w:lang w:val="en-US" w:eastAsia="zh-CN"/>
+        </w:rPr>
+        <w:t>（特征编码）。</w:t>
+      </w:r>
+    </w:p>
+    <w:p>
+      <w:pPr>
+        <w:rPr>
+          <w:rFonts w:hint="default"/>
+          <w:lang w:val="en-US" w:eastAsia="zh-CN"/>
+        </w:rPr>
+      </w:pPr>
+      <w:r>
+        <w:rPr>
+          <w:rFonts w:hint="default"/>
+          <w:lang w:val="en-US" w:eastAsia="zh-CN"/>
+        </w:rPr>
+        <w:t xml:space="preserve">核心作用：计算两段文本的相似度、语义关联。 </w:t>
+      </w:r>
+    </w:p>
+    <w:p>
+      <w:pPr>
+        <w:rPr>
+          <w:rFonts w:hint="default"/>
+          <w:lang w:val="en-US" w:eastAsia="zh-CN"/>
+        </w:rPr>
+      </w:pPr>
+      <w:r>
+        <w:rPr>
+          <w:rFonts w:hint="default"/>
+          <w:lang w:val="en-US" w:eastAsia="zh-CN"/>
+        </w:rPr>
+        <w:t>特点：无对话、无创作、无推理；输出是一串数字。</w:t>
+      </w:r>
+    </w:p>
+    <w:p>
+      <w:pPr>
+        <w:rPr>
+          <w:rFonts w:hint="default"/>
+          <w:lang w:val="en-US" w:eastAsia="zh-CN"/>
+        </w:rPr>
+      </w:pPr>
+      <w:bookmarkStart w:id="0" w:name="_GoBack"/>
+      <w:bookmarkEnd w:id="0"/>
+      <w:r>
+        <w:rPr>
+          <w:rFonts w:hint="default"/>
+          <w:lang w:val="en-US" w:eastAsia="zh-CN"/>
+        </w:rPr>
+        <w:t>用途：知识库检索、RAG 问答、文本分类、内容去重、语义搜索、推荐系统。</w:t>
+      </w:r>
+    </w:p>
+    <w:p>
+      <w:pPr>
+        <w:rPr>
+          <w:rFonts w:hint="default"/>
+          <w:lang w:val="en-US" w:eastAsia="zh-CN"/>
+        </w:rPr>
+      </w:pPr>
+      <w:r>
+        <w:rPr>
+          <w:rFonts w:hint="default"/>
+          <w:lang w:val="en-US" w:eastAsia="zh-CN"/>
+        </w:rPr>
+        <w:t>代表：text-embedding 系列、通义 Embedding、智谱 Embedding、BGE、M3E</w:t>
+      </w:r>
+    </w:p>
+    <w:p>
+      <w:pPr>
+        <w:rPr>
+          <w:rFonts w:hint="default"/>
+          <w:lang w:val="en-US" w:eastAsia="zh-CN"/>
+        </w:rPr>
+      </w:pPr>
+      <w:r>
+        <w:rPr>
+          <w:rFonts w:hint="eastAsia"/>
+          <w:b/>
+          <w:bCs/>
+          <w:sz w:val="28"/>
+          <w:szCs w:val="28"/>
+          <w:highlight w:val="yellow"/>
+          <w:lang w:val="en-US" w:eastAsia="zh-CN"/>
+        </w:rPr>
+        <w:t>代码模型</w:t>
+      </w:r>
+    </w:p>
+    <w:p>
+      <w:pPr>
+        <w:rPr>
+          <w:rFonts w:hint="default"/>
+          <w:lang w:val="en-US" w:eastAsia="zh-CN"/>
+        </w:rPr>
+      </w:pPr>
+      <w:r>
+        <w:rPr>
+          <w:rFonts w:hint="default"/>
+          <w:lang w:val="en-US" w:eastAsia="zh-CN"/>
+        </w:rPr>
+        <w:t>定位：针对</w:t>
+      </w:r>
+      <w:r>
+        <w:rPr>
+          <w:rFonts w:hint="default"/>
+          <w:b/>
+          <w:bCs/>
+          <w:lang w:val="en-US" w:eastAsia="zh-CN"/>
+        </w:rPr>
+        <w:t>编程语言、语法、逻辑、工程场景</w:t>
+      </w:r>
+      <w:r>
+        <w:rPr>
+          <w:rFonts w:hint="default"/>
+          <w:lang w:val="en-US" w:eastAsia="zh-CN"/>
+        </w:rPr>
+        <w:t>专项优化。</w:t>
+      </w:r>
+    </w:p>
+    <w:p>
+      <w:pPr>
+        <w:rPr>
+          <w:rFonts w:hint="default"/>
+          <w:lang w:val="en-US" w:eastAsia="zh-CN"/>
+        </w:rPr>
+      </w:pPr>
+      <w:r>
+        <w:rPr>
+          <w:rFonts w:hint="default"/>
+          <w:lang w:val="en-US" w:eastAsia="zh-CN"/>
+        </w:rPr>
+        <w:t>特点：语法精准、擅长写代码、查 bug、解释代码、生成脚本 / 接口 / 算法；普通对话能力偏弱。</w:t>
+      </w:r>
+    </w:p>
+    <w:p>
+      <w:pPr>
+        <w:rPr>
+          <w:rFonts w:hint="default"/>
+          <w:lang w:val="en-US" w:eastAsia="zh-CN"/>
+        </w:rPr>
+      </w:pPr>
+      <w:r>
+        <w:rPr>
+          <w:rFonts w:hint="default"/>
+          <w:lang w:val="en-US" w:eastAsia="zh-CN"/>
+        </w:rPr>
+        <w:t>区别于通用模型：代码准确率、规范度、调试能力远超通用模型。</w:t>
+      </w:r>
+    </w:p>
+    <w:p>
+      <w:pPr>
+        <w:rPr>
+          <w:rFonts w:hint="default"/>
+          <w:lang w:val="en-US" w:eastAsia="zh-CN"/>
+        </w:rPr>
+      </w:pPr>
+      <w:r>
+        <w:rPr>
+          <w:rFonts w:hint="default"/>
+          <w:lang w:val="en-US" w:eastAsia="zh-CN"/>
+        </w:rPr>
+        <w:t>用途：写代码、补全代码、代码审查、算法题、脚本开发、技术文档。</w:t>
+      </w:r>
+    </w:p>
+    <w:p>
+      <w:pPr>
+        <w:rPr>
+          <w:rFonts w:hint="default"/>
+          <w:lang w:val="en-US" w:eastAsia="zh-CN"/>
+        </w:rPr>
+      </w:pPr>
+      <w:r>
+        <w:rPr>
+          <w:rFonts w:hint="default"/>
+          <w:lang w:val="en-US" w:eastAsia="zh-CN"/>
+        </w:rPr>
+        <w:t>代表：DeepSeek-Code、CodeLlama、GPT-4o Code、通义灵码</w:t>
+      </w:r>
+    </w:p>
+    <w:p>
+      <w:pPr>
+        <w:rPr>
+          <w:rFonts w:hint="default"/>
+          <w:lang w:val="en-US" w:eastAsia="zh-CN"/>
+        </w:rPr>
+      </w:pPr>
+    </w:p>
+    <w:p>
+      <w:pPr>
         <w:rPr>
           <w:rFonts w:hint="eastAsia"/>
         </w:rPr>
@@ -703,425 +1331,507 @@
     <w:sectPr>
       <w:pgSz w:w="11906" w:h="16838"/>
       <w:pgMar w:top="1440" w:right="1800" w:bottom="1440" w:left="1800" w:header="851" w:footer="992" w:gutter="0"/>
-      <w:cols w:space="425"/>
-      <w:docGrid w:type="lines" w:linePitch="312"/>
+      <w:cols w:space="425" w:num="1"/>
+      <w:docGrid w:type="lines" w:linePitch="312" w:charSpace="0"/>
     </w:sectPr>
   </w:body>
 </w:document>
 </file>
 
+<file path=word/endnotes.xml><?xml version="1.0" encoding="utf-8"?>
+<w:endnotes xmlns:wpc="http://schemas.microsoft.com/office/word/2010/wordprocessingCanvas" xmlns:mc="http://schemas.openxmlformats.org/markup-compatibility/2006" xmlns:o="urn:schemas-microsoft-com:office:office" xmlns:r="http://schemas.openxmlformats.org/officeDocument/2006/relationships" xmlns:m="http://schemas.openxmlformats.org/officeDocument/2006/math" xmlns:v="urn:schemas-microsoft-com:vml" xmlns:wp14="http://schemas.microsoft.com/office/word/2010/wordprocessingDrawing" xmlns:wp="http://schemas.openxmlformats.org/drawingml/2006/wordprocessingDrawing" xmlns:w="http://schemas.openxmlformats.org/wordprocessingml/2006/main" xmlns:w14="http://schemas.microsoft.com/office/word/2010/wordml" xmlns:w15="http://schemas.microsoft.com/office/word/2012/wordml" xmlns:w10="urn:schemas-microsoft-com:office:word" xmlns:wpg="http://schemas.microsoft.com/office/word/2010/wordprocessingGroup" xmlns:wpi="http://schemas.microsoft.com/office/word/2010/wordprocessingInk" xmlns:wne="http://schemas.microsoft.com/office/word/2006/wordml" xmlns:wps="http://schemas.microsoft.com/office/word/2010/wordprocessingShape" xmlns:wpsCustomData="http://www.wps.cn/officeDocument/2013/wpsCustomData" mc:Ignorable="w14 w15 wp14">
+  <w:endnote w:type="separator" w:id="0">
+    <w:p>
+      <w:pPr>
+        <w:spacing w:line="240" w:lineRule="auto"/>
+      </w:pPr>
+      <w:r>
+        <w:separator/>
+      </w:r>
+    </w:p>
+  </w:endnote>
+  <w:endnote w:type="continuationSeparator" w:id="1">
+    <w:p>
+      <w:pPr>
+        <w:spacing w:line="240" w:lineRule="auto"/>
+      </w:pPr>
+      <w:r>
+        <w:continuationSeparator/>
+      </w:r>
+    </w:p>
+  </w:endnote>
+</w:endnotes>
+</file>
+
+<file path=word/footnotes.xml><?xml version="1.0" encoding="utf-8"?>
+<w:footnotes xmlns:wpc="http://schemas.microsoft.com/office/word/2010/wordprocessingCanvas" xmlns:mc="http://schemas.openxmlformats.org/markup-compatibility/2006" xmlns:o="urn:schemas-microsoft-com:office:office" xmlns:r="http://schemas.openxmlformats.org/officeDocument/2006/relationships" xmlns:m="http://schemas.openxmlformats.org/officeDocument/2006/math" xmlns:v="urn:schemas-microsoft-com:vml" xmlns:wp14="http://schemas.microsoft.com/office/word/2010/wordprocessingDrawing" xmlns:wp="http://schemas.openxmlformats.org/drawingml/2006/wordprocessingDrawing" xmlns:w="http://schemas.openxmlformats.org/wordprocessingml/2006/main" xmlns:w14="http://schemas.microsoft.com/office/word/2010/wordml" xmlns:w15="http://schemas.microsoft.com/office/word/2012/wordml" xmlns:w10="urn:schemas-microsoft-com:office:word" xmlns:wpg="http://schemas.microsoft.com/office/word/2010/wordprocessingGroup" xmlns:wpi="http://schemas.microsoft.com/office/word/2010/wordprocessingInk" xmlns:wne="http://schemas.microsoft.com/office/word/2006/wordml" xmlns:wps="http://schemas.microsoft.com/office/word/2010/wordprocessingShape" xmlns:wpsCustomData="http://www.wps.cn/officeDocument/2013/wpsCustomData" mc:Ignorable="w14 w15 wp14">
+  <w:footnote w:type="separator" w:id="0">
+    <w:p>
+      <w:pPr>
+        <w:spacing w:before="0" w:after="0" w:line="278" w:lineRule="auto"/>
+      </w:pPr>
+      <w:r>
+        <w:separator/>
+      </w:r>
+    </w:p>
+  </w:footnote>
+  <w:footnote w:type="continuationSeparator" w:id="1">
+    <w:p>
+      <w:pPr>
+        <w:spacing w:before="0" w:after="0" w:line="278" w:lineRule="auto"/>
+      </w:pPr>
+      <w:r>
+        <w:continuationSeparator/>
+      </w:r>
+    </w:p>
+  </w:footnote>
+</w:footnotes>
+</file>
+
+<file path=word/numbering.xml><?xml version="1.0" encoding="utf-8"?>
+<w:numbering xmlns:wpc="http://schemas.microsoft.com/office/word/2010/wordprocessingCanvas" xmlns:mc="http://schemas.openxmlformats.org/markup-compatibility/2006" xmlns:o="urn:schemas-microsoft-com:office:office" xmlns:r="http://schemas.openxmlformats.org/officeDocument/2006/relationships" xmlns:m="http://schemas.openxmlformats.org/officeDocument/2006/math" xmlns:v="urn:schemas-microsoft-com:vml" xmlns:wp14="http://schemas.microsoft.com/office/word/2010/wordprocessingDrawing" xmlns:wp="http://schemas.openxmlformats.org/drawingml/2006/wordprocessingDrawing" xmlns:w10="urn:schemas-microsoft-com:office:word" xmlns:w="http://schemas.openxmlformats.org/wordprocessingml/2006/main" xmlns:w14="http://schemas.microsoft.com/office/word/2010/wordml" xmlns:wpg="http://schemas.microsoft.com/office/word/2010/wordprocessingGroup" xmlns:wpi="http://schemas.microsoft.com/office/word/2010/wordprocessingInk" xmlns:wne="http://schemas.microsoft.com/office/word/2006/wordml" xmlns:wps="http://schemas.microsoft.com/office/word/2010/wordprocessingShape" xmlns:wpsCustomData="http://www.wps.cn/officeDocument/2013/wpsCustomData" mc:Ignorable="w14 wp14">
+  <w:abstractNum w:abstractNumId="0">
+    <w:nsid w:val="F83CB7B3"/>
+    <w:multiLevelType w:val="multilevel"/>
+    <w:tmpl w:val="F83CB7B3"/>
+    <w:lvl w:ilvl="0" w:tentative="0">
+      <w:start w:val="1"/>
+      <w:numFmt w:val="bullet"/>
+      <w:lvlText w:val=""/>
+      <w:lvlJc w:val="left"/>
+      <w:pPr>
+        <w:tabs>
+          <w:tab w:val="left" w:pos="720"/>
+        </w:tabs>
+        <w:ind w:left="720" w:hanging="360"/>
+      </w:pPr>
+      <w:rPr>
+        <w:rFonts w:ascii="Symbol" w:hAnsi="Symbol" w:cs="Symbol"/>
+        <w:sz w:val="20"/>
+      </w:rPr>
+    </w:lvl>
+    <w:lvl w:ilvl="1" w:tentative="0">
+      <w:start w:val="1"/>
+      <w:numFmt w:val="bullet"/>
+      <w:lvlText w:val="o"/>
+      <w:lvlJc w:val="left"/>
+      <w:pPr>
+        <w:tabs>
+          <w:tab w:val="left" w:pos="1440"/>
+        </w:tabs>
+        <w:ind w:left="1440" w:hanging="360"/>
+      </w:pPr>
+      <w:rPr>
+        <w:rFonts w:ascii="Courier New" w:hAnsi="Courier New" w:cs="Courier New"/>
+        <w:sz w:val="20"/>
+      </w:rPr>
+    </w:lvl>
+    <w:lvl w:ilvl="2" w:tentative="0">
+      <w:start w:val="1"/>
+      <w:numFmt w:val="bullet"/>
+      <w:lvlText w:val=""/>
+      <w:lvlJc w:val="left"/>
+      <w:pPr>
+        <w:tabs>
+          <w:tab w:val="left" w:pos="2160"/>
+        </w:tabs>
+        <w:ind w:left="2160" w:hanging="360"/>
+      </w:pPr>
+      <w:rPr>
+        <w:rFonts w:ascii="Wingdings" w:hAnsi="Wingdings" w:cs="Wingdings"/>
+        <w:sz w:val="20"/>
+      </w:rPr>
+    </w:lvl>
+    <w:lvl w:ilvl="3" w:tentative="0">
+      <w:start w:val="1"/>
+      <w:numFmt w:val="bullet"/>
+      <w:lvlText w:val=""/>
+      <w:lvlJc w:val="left"/>
+      <w:pPr>
+        <w:tabs>
+          <w:tab w:val="left" w:pos="2880"/>
+        </w:tabs>
+        <w:ind w:left="2880" w:hanging="360"/>
+      </w:pPr>
+      <w:rPr>
+        <w:rFonts w:hint="default" w:ascii="Wingdings" w:hAnsi="Wingdings" w:cs="Wingdings"/>
+        <w:sz w:val="20"/>
+      </w:rPr>
+    </w:lvl>
+    <w:lvl w:ilvl="4" w:tentative="0">
+      <w:start w:val="1"/>
+      <w:numFmt w:val="bullet"/>
+      <w:lvlText w:val=""/>
+      <w:lvlJc w:val="left"/>
+      <w:pPr>
+        <w:tabs>
+          <w:tab w:val="left" w:pos="3600"/>
+        </w:tabs>
+        <w:ind w:left="3600" w:hanging="360"/>
+      </w:pPr>
+      <w:rPr>
+        <w:rFonts w:hint="default" w:ascii="Wingdings" w:hAnsi="Wingdings" w:cs="Wingdings"/>
+        <w:sz w:val="20"/>
+      </w:rPr>
+    </w:lvl>
+    <w:lvl w:ilvl="5" w:tentative="0">
+      <w:start w:val="1"/>
+      <w:numFmt w:val="bullet"/>
+      <w:lvlText w:val=""/>
+      <w:lvlJc w:val="left"/>
+      <w:pPr>
+        <w:tabs>
+          <w:tab w:val="left" w:pos="4320"/>
+        </w:tabs>
+        <w:ind w:left="4320" w:hanging="360"/>
+      </w:pPr>
+      <w:rPr>
+        <w:rFonts w:hint="default" w:ascii="Wingdings" w:hAnsi="Wingdings" w:cs="Wingdings"/>
+        <w:sz w:val="20"/>
+      </w:rPr>
+    </w:lvl>
+    <w:lvl w:ilvl="6" w:tentative="0">
+      <w:start w:val="1"/>
+      <w:numFmt w:val="bullet"/>
+      <w:lvlText w:val=""/>
+      <w:lvlJc w:val="left"/>
+      <w:pPr>
+        <w:tabs>
+          <w:tab w:val="left" w:pos="5040"/>
+        </w:tabs>
+        <w:ind w:left="5040" w:hanging="360"/>
+      </w:pPr>
+      <w:rPr>
+        <w:rFonts w:hint="default" w:ascii="Wingdings" w:hAnsi="Wingdings" w:cs="Wingdings"/>
+        <w:sz w:val="20"/>
+      </w:rPr>
+    </w:lvl>
+    <w:lvl w:ilvl="7" w:tentative="0">
+      <w:start w:val="1"/>
+      <w:numFmt w:val="bullet"/>
+      <w:lvlText w:val=""/>
+      <w:lvlJc w:val="left"/>
+      <w:pPr>
+        <w:tabs>
+          <w:tab w:val="left" w:pos="5760"/>
+        </w:tabs>
+        <w:ind w:left="5760" w:hanging="360"/>
+      </w:pPr>
+      <w:rPr>
+        <w:rFonts w:hint="default" w:ascii="Wingdings" w:hAnsi="Wingdings" w:cs="Wingdings"/>
+        <w:sz w:val="20"/>
+      </w:rPr>
+    </w:lvl>
+    <w:lvl w:ilvl="8" w:tentative="0">
+      <w:start w:val="1"/>
+      <w:numFmt w:val="bullet"/>
+      <w:lvlText w:val=""/>
+      <w:lvlJc w:val="left"/>
+      <w:pPr>
+        <w:tabs>
+          <w:tab w:val="left" w:pos="6480"/>
+        </w:tabs>
+        <w:ind w:left="6480" w:hanging="360"/>
+      </w:pPr>
+      <w:rPr>
+        <w:rFonts w:hint="default" w:ascii="Wingdings" w:hAnsi="Wingdings" w:cs="Wingdings"/>
+        <w:sz w:val="20"/>
+      </w:rPr>
+    </w:lvl>
+  </w:abstractNum>
+  <w:num w:numId="1">
+    <w:abstractNumId w:val="0"/>
+  </w:num>
+</w:numbering>
+</file>
+
 <file path=word/styles.xml><?xml version="1.0" encoding="utf-8"?>
-<w:styles xmlns:mc="http://schemas.openxmlformats.org/markup-compatibility/2006" xmlns:r="http://schemas.openxmlformats.org/officeDocument/2006/relationships" xmlns:w="http://schemas.openxmlformats.org/wordprocessingml/2006/main" xmlns:w14="http://schemas.microsoft.com/office/word/2010/wordml" xmlns:w15="http://schemas.microsoft.com/office/word/2012/wordml" xmlns:w16cex="http://schemas.microsoft.com/office/word/2018/wordml/cex" xmlns:w16cid="http://schemas.microsoft.com/office/word/2016/wordml/cid" xmlns:w16="http://schemas.microsoft.com/office/word/2018/wordml" xmlns:w16du="http://schemas.microsoft.com/office/word/2023/wordml/word16du" xmlns:w16sdtdh="http://schemas.microsoft.com/office/word/2020/wordml/sdtdatahash" xmlns:w16sdtfl="http://schemas.microsoft.com/office/word/2024/wordml/sdtformatlock" xmlns:w16se="http://schemas.microsoft.com/office/word/2015/wordml/symex" mc:Ignorable="w14 w15 w16se w16cid w16 w16cex w16sdtdh w16sdtfl w16du">
+<w:styles xmlns:mc="http://schemas.openxmlformats.org/markup-compatibility/2006" xmlns:o="urn:schemas-microsoft-com:office:office" xmlns:r="http://schemas.openxmlformats.org/officeDocument/2006/relationships" xmlns:m="http://schemas.openxmlformats.org/officeDocument/2006/math" xmlns:v="urn:schemas-microsoft-com:vml" xmlns:w="http://schemas.openxmlformats.org/wordprocessingml/2006/main" xmlns:w14="http://schemas.microsoft.com/office/word/2010/wordml" xmlns:w10="urn:schemas-microsoft-com:office:word" xmlns:sl="http://schemas.openxmlformats.org/schemaLibrary/2006/main" xmlns:wpsCustomData="http://www.wps.cn/officeDocument/2013/wpsCustomData" mc:Ignorable="w14">
   <w:docDefaults>
     <w:rPrDefault>
       <w:rPr>
-        <w:rFonts w:asciiTheme="minorHAnsi" w:eastAsiaTheme="minorEastAsia" w:hAnsiTheme="minorHAnsi" w:cstheme="minorBidi"/>
-        <w:kern w:val="2"/>
-        <w:sz w:val="22"/>
-        <w:szCs w:val="24"/>
-        <w:lang w:val="en-US" w:eastAsia="zh-CN" w:bidi="ar-SA"/>
-        <w14:ligatures w14:val="standardContextual"/>
+        <w:rFonts w:ascii="Times New Roman" w:hAnsi="Times New Roman" w:eastAsia="宋体" w:cs="Times New Roman"/>
       </w:rPr>
     </w:rPrDefault>
-    <w:pPrDefault>
-      <w:pPr>
-        <w:spacing w:after="160" w:line="278" w:lineRule="auto"/>
-      </w:pPr>
-    </w:pPrDefault>
+    <w:pPrDefault/>
   </w:docDefaults>
-  <w:latentStyles w:defLockedState="0" w:defUIPriority="99" w:defSemiHidden="0" w:defUnhideWhenUsed="0" w:defQFormat="0" w:count="376">
-    <w:lsdException w:name="Normal" w:uiPriority="0" w:qFormat="1"/>
-    <w:lsdException w:name="heading 1" w:uiPriority="9" w:qFormat="1"/>
-    <w:lsdException w:name="heading 2" w:semiHidden="1" w:uiPriority="9" w:unhideWhenUsed="1" w:qFormat="1"/>
-    <w:lsdException w:name="heading 3" w:semiHidden="1" w:uiPriority="9" w:unhideWhenUsed="1" w:qFormat="1"/>
-    <w:lsdException w:name="heading 4" w:semiHidden="1" w:uiPriority="9" w:unhideWhenUsed="1" w:qFormat="1"/>
-    <w:lsdException w:name="heading 5" w:semiHidden="1" w:uiPriority="9" w:unhideWhenUsed="1" w:qFormat="1"/>
-    <w:lsdException w:name="heading 6" w:semiHidden="1" w:uiPriority="9" w:unhideWhenUsed="1" w:qFormat="1"/>
-    <w:lsdException w:name="heading 7" w:semiHidden="1" w:uiPriority="9" w:unhideWhenUsed="1" w:qFormat="1"/>
-    <w:lsdException w:name="heading 8" w:semiHidden="1" w:uiPriority="9" w:unhideWhenUsed="1" w:qFormat="1"/>
-    <w:lsdException w:name="heading 9" w:semiHidden="1" w:uiPriority="9" w:unhideWhenUsed="1" w:qFormat="1"/>
-    <w:lsdException w:name="index 1" w:semiHidden="1" w:unhideWhenUsed="1"/>
-    <w:lsdException w:name="index 2" w:semiHidden="1" w:unhideWhenUsed="1"/>
-    <w:lsdException w:name="index 3" w:semiHidden="1" w:unhideWhenUsed="1"/>
-    <w:lsdException w:name="index 4" w:semiHidden="1" w:unhideWhenUsed="1"/>
-    <w:lsdException w:name="index 5" w:semiHidden="1" w:unhideWhenUsed="1"/>
-    <w:lsdException w:name="index 6" w:semiHidden="1" w:unhideWhenUsed="1"/>
-    <w:lsdException w:name="index 7" w:semiHidden="1" w:unhideWhenUsed="1"/>
-    <w:lsdException w:name="index 8" w:semiHidden="1" w:unhideWhenUsed="1"/>
-    <w:lsdException w:name="index 9" w:semiHidden="1" w:unhideWhenUsed="1"/>
-    <w:lsdException w:name="toc 1" w:semiHidden="1" w:uiPriority="39" w:unhideWhenUsed="1"/>
-    <w:lsdException w:name="toc 2" w:semiHidden="1" w:uiPriority="39" w:unhideWhenUsed="1"/>
-    <w:lsdException w:name="toc 3" w:semiHidden="1" w:uiPriority="39" w:unhideWhenUsed="1"/>
-    <w:lsdException w:name="toc 4" w:semiHidden="1" w:uiPriority="39" w:unhideWhenUsed="1"/>
-    <w:lsdException w:name="toc 5" w:semiHidden="1" w:uiPriority="39" w:unhideWhenUsed="1"/>
-    <w:lsdException w:name="toc 6" w:semiHidden="1" w:uiPriority="39" w:unhideWhenUsed="1"/>
-    <w:lsdException w:name="toc 7" w:semiHidden="1" w:uiPriority="39" w:unhideWhenUsed="1"/>
-    <w:lsdException w:name="toc 8" w:semiHidden="1" w:uiPriority="39" w:unhideWhenUsed="1"/>
-    <w:lsdException w:name="toc 9" w:semiHidden="1" w:uiPriority="39" w:unhideWhenUsed="1"/>
-    <w:lsdException w:name="Normal Indent" w:semiHidden="1" w:unhideWhenUsed="1"/>
-    <w:lsdException w:name="footnote text" w:semiHidden="1" w:unhideWhenUsed="1"/>
-    <w:lsdException w:name="annotation text" w:semiHidden="1" w:unhideWhenUsed="1"/>
-    <w:lsdException w:name="header" w:semiHidden="1" w:unhideWhenUsed="1"/>
-    <w:lsdException w:name="footer" w:semiHidden="1" w:unhideWhenUsed="1"/>
-    <w:lsdException w:name="index heading" w:semiHidden="1" w:unhideWhenUsed="1"/>
-    <w:lsdException w:name="caption" w:semiHidden="1" w:uiPriority="35" w:unhideWhenUsed="1" w:qFormat="1"/>
-    <w:lsdException w:name="table of figures" w:semiHidden="1" w:unhideWhenUsed="1"/>
-    <w:lsdException w:name="envelope address" w:semiHidden="1" w:unhideWhenUsed="1"/>
-    <w:lsdException w:name="envelope return" w:semiHidden="1" w:unhideWhenUsed="1"/>
-    <w:lsdException w:name="footnote reference" w:semiHidden="1" w:unhideWhenUsed="1"/>
-    <w:lsdException w:name="annotation reference" w:semiHidden="1" w:unhideWhenUsed="1"/>
-    <w:lsdException w:name="line number" w:semiHidden="1" w:unhideWhenUsed="1"/>
-    <w:lsdException w:name="page number" w:semiHidden="1" w:unhideWhenUsed="1"/>
-    <w:lsdException w:name="endnote reference" w:semiHidden="1" w:unhideWhenUsed="1"/>
-    <w:lsdException w:name="endnote text" w:semiHidden="1" w:unhideWhenUsed="1"/>
-    <w:lsdException w:name="table of authorities" w:semiHidden="1" w:unhideWhenUsed="1"/>
-    <w:lsdException w:name="macro" w:semiHidden="1" w:unhideWhenUsed="1"/>
-    <w:lsdException w:name="toa heading" w:semiHidden="1" w:unhideWhenUsed="1"/>
-    <w:lsdException w:name="List" w:semiHidden="1" w:unhideWhenUsed="1"/>
-    <w:lsdException w:name="List Bullet" w:semiHidden="1" w:unhideWhenUsed="1"/>
-    <w:lsdException w:name="List Number" w:semiHidden="1" w:unhideWhenUsed="1"/>
-    <w:lsdException w:name="List 2" w:semiHidden="1" w:unhideWhenUsed="1"/>
-    <w:lsdException w:name="List 3" w:semiHidden="1" w:unhideWhenUsed="1"/>
-    <w:lsdException w:name="List 4" w:semiHidden="1" w:unhideWhenUsed="1"/>
-    <w:lsdException w:name="List 5" w:semiHidden="1" w:unhideWhenUsed="1"/>
-    <w:lsdException w:name="List Bullet 2" w:semiHidden="1" w:unhideWhenUsed="1"/>
-    <w:lsdException w:name="List Bullet 3" w:semiHidden="1" w:unhideWhenUsed="1"/>
-    <w:lsdException w:name="List Bullet 4" w:semiHidden="1" w:unhideWhenUsed="1"/>
-    <w:lsdException w:name="List Bullet 5" w:semiHidden="1" w:unhideWhenUsed="1"/>
-    <w:lsdException w:name="List Number 2" w:semiHidden="1" w:unhideWhenUsed="1"/>
-    <w:lsdException w:name="List Number 3" w:semiHidden="1" w:unhideWhenUsed="1"/>
-    <w:lsdException w:name="List Number 4" w:semiHidden="1" w:unhideWhenUsed="1"/>
-    <w:lsdException w:name="List Number 5" w:semiHidden="1" w:unhideWhenUsed="1"/>
-    <w:lsdException w:name="Title" w:uiPriority="10" w:qFormat="1"/>
-    <w:lsdException w:name="Closing" w:semiHidden="1" w:unhideWhenUsed="1"/>
-    <w:lsdException w:name="Signature" w:semiHidden="1" w:unhideWhenUsed="1"/>
-    <w:lsdException w:name="Default Paragraph Font" w:semiHidden="1" w:uiPriority="1" w:unhideWhenUsed="1"/>
-    <w:lsdException w:name="Body Text" w:semiHidden="1" w:unhideWhenUsed="1"/>
-    <w:lsdException w:name="Body Text Indent" w:semiHidden="1" w:unhideWhenUsed="1"/>
-    <w:lsdException w:name="List Continue" w:semiHidden="1" w:unhideWhenUsed="1"/>
-    <w:lsdException w:name="List Continue 2" w:semiHidden="1" w:unhideWhenUsed="1"/>
-    <w:lsdException w:name="List Continue 3" w:semiHidden="1" w:unhideWhenUsed="1"/>
-    <w:lsdException w:name="List Continue 4" w:semiHidden="1" w:unhideWhenUsed="1"/>
-    <w:lsdException w:name="List Continue 5" w:semiHidden="1" w:unhideWhenUsed="1"/>
-    <w:lsdException w:name="Message Header" w:semiHidden="1" w:unhideWhenUsed="1"/>
-    <w:lsdException w:name="Subtitle" w:uiPriority="11" w:qFormat="1"/>
-    <w:lsdException w:name="Salutation" w:semiHidden="1" w:unhideWhenUsed="1"/>
-    <w:lsdException w:name="Date" w:semiHidden="1" w:unhideWhenUsed="1"/>
-    <w:lsdException w:name="Body Text First Indent" w:semiHidden="1" w:unhideWhenUsed="1"/>
-    <w:lsdException w:name="Body Text First Indent 2" w:semiHidden="1" w:unhideWhenUsed="1"/>
-    <w:lsdException w:name="Note Heading" w:semiHidden="1" w:unhideWhenUsed="1"/>
-    <w:lsdException w:name="Body Text 2" w:semiHidden="1" w:unhideWhenUsed="1"/>
-    <w:lsdException w:name="Body Text 3" w:semiHidden="1" w:unhideWhenUsed="1"/>
-    <w:lsdException w:name="Body Text Indent 2" w:semiHidden="1" w:unhideWhenUsed="1"/>
-    <w:lsdException w:name="Body Text Indent 3" w:semiHidden="1" w:unhideWhenUsed="1"/>
-    <w:lsdException w:name="Block Text" w:semiHidden="1" w:unhideWhenUsed="1"/>
-    <w:lsdException w:name="Hyperlink" w:semiHidden="1" w:unhideWhenUsed="1"/>
-    <w:lsdException w:name="FollowedHyperlink" w:semiHidden="1" w:unhideWhenUsed="1"/>
-    <w:lsdException w:name="Strong" w:uiPriority="22" w:qFormat="1"/>
-    <w:lsdException w:name="Emphasis" w:uiPriority="20" w:qFormat="1"/>
-    <w:lsdException w:name="Document Map" w:semiHidden="1" w:unhideWhenUsed="1"/>
-    <w:lsdException w:name="Plain Text" w:semiHidden="1" w:unhideWhenUsed="1"/>
-    <w:lsdException w:name="E-mail Signature" w:semiHidden="1" w:unhideWhenUsed="1"/>
-    <w:lsdException w:name="HTML Top of Form" w:semiHidden="1" w:unhideWhenUsed="1"/>
-    <w:lsdException w:name="HTML Bottom of Form" w:semiHidden="1" w:unhideWhenUsed="1"/>
-    <w:lsdException w:name="Normal (Web)" w:semiHidden="1" w:unhideWhenUsed="1"/>
-    <w:lsdException w:name="HTML Acronym" w:semiHidden="1" w:unhideWhenUsed="1"/>
-    <w:lsdException w:name="HTML Address" w:semiHidden="1" w:unhideWhenUsed="1"/>
-    <w:lsdException w:name="HTML Cite" w:semiHidden="1" w:unhideWhenUsed="1"/>
-    <w:lsdException w:name="HTML Code" w:semiHidden="1" w:unhideWhenUsed="1"/>
-    <w:lsdException w:name="HTML Definition" w:semiHidden="1" w:unhideWhenUsed="1"/>
-    <w:lsdException w:name="HTML Keyboard" w:semiHidden="1" w:unhideWhenUsed="1"/>
-    <w:lsdException w:name="HTML Preformatted" w:semiHidden="1" w:unhideWhenUsed="1"/>
-    <w:lsdException w:name="HTML Sample" w:semiHidden="1" w:unhideWhenUsed="1"/>
-    <w:lsdException w:name="HTML Typewriter" w:semiHidden="1" w:unhideWhenUsed="1"/>
-    <w:lsdException w:name="HTML Variable" w:semiHidden="1" w:unhideWhenUsed="1"/>
-    <w:lsdException w:name="Normal Table" w:semiHidden="1" w:unhideWhenUsed="1"/>
-    <w:lsdException w:name="annotation subject" w:semiHidden="1" w:unhideWhenUsed="1"/>
-    <w:lsdException w:name="No List" w:semiHidden="1" w:unhideWhenUsed="1"/>
-    <w:lsdException w:name="Outline List 1" w:semiHidden="1" w:unhideWhenUsed="1"/>
-    <w:lsdException w:name="Outline List 2" w:semiHidden="1" w:unhideWhenUsed="1"/>
-    <w:lsdException w:name="Outline List 3" w:semiHidden="1" w:unhideWhenUsed="1"/>
-    <w:lsdException w:name="Table Simple 1" w:semiHidden="1" w:unhideWhenUsed="1"/>
-    <w:lsdException w:name="Table Simple 2" w:semiHidden="1" w:unhideWhenUsed="1"/>
-    <w:lsdException w:name="Table Simple 3" w:semiHidden="1" w:unhideWhenUsed="1"/>
-    <w:lsdException w:name="Table Classic 1" w:semiHidden="1" w:unhideWhenUsed="1"/>
-    <w:lsdException w:name="Table Classic 2" w:semiHidden="1" w:unhideWhenUsed="1"/>
-    <w:lsdException w:name="Table Classic 3" w:semiHidden="1" w:unhideWhenUsed="1"/>
-    <w:lsdException w:name="Table Classic 4" w:semiHidden="1" w:unhideWhenUsed="1"/>
-    <w:lsdException w:name="Table Colorful 1" w:semiHidden="1" w:unhideWhenUsed="1"/>
-    <w:lsdException w:name="Table Colorful 2" w:semiHidden="1" w:unhideWhenUsed="1"/>
-    <w:lsdException w:name="Table Colorful 3" w:semiHidden="1" w:unhideWhenUsed="1"/>
-    <w:lsdException w:name="Table Columns 1" w:semiHidden="1" w:unhideWhenUsed="1"/>
-    <w:lsdException w:name="Table Columns 2" w:semiHidden="1" w:unhideWhenUsed="1"/>
-    <w:lsdException w:name="Table Columns 3" w:semiHidden="1" w:unhideWhenUsed="1"/>
-    <w:lsdException w:name="Table Columns 4" w:semiHidden="1" w:unhideWhenUsed="1"/>
-    <w:lsdException w:name="Table Columns 5" w:semiHidden="1" w:unhideWhenUsed="1"/>
-    <w:lsdException w:name="Table Grid 1" w:semiHidden="1" w:unhideWhenUsed="1"/>
-    <w:lsdException w:name="Table Grid 2" w:semiHidden="1" w:unhideWhenUsed="1"/>
-    <w:lsdException w:name="Table Grid 3" w:semiHidden="1" w:unhideWhenUsed="1"/>
-    <w:lsdException w:name="Table Grid 4" w:semiHidden="1" w:unhideWhenUsed="1"/>
-    <w:lsdException w:name="Table Grid 5" w:semiHidden="1" w:unhideWhenUsed="1"/>
-    <w:lsdException w:name="Table Grid 6" w:semiHidden="1" w:unhideWhenUsed="1"/>
-    <w:lsdException w:name="Table Grid 7" w:semiHidden="1" w:unhideWhenUsed="1"/>
-    <w:lsdException w:name="Table Grid 8" w:semiHidden="1" w:unhideWhenUsed="1"/>
-    <w:lsdException w:name="Table List 1" w:semiHidden="1" w:unhideWhenUsed="1"/>
-    <w:lsdException w:name="Table List 2" w:semiHidden="1" w:unhideWhenUsed="1"/>
-    <w:lsdException w:name="Table List 3" w:semiHidden="1" w:unhideWhenUsed="1"/>
-    <w:lsdException w:name="Table List 4" w:semiHidden="1" w:unhideWhenUsed="1"/>
-    <w:lsdException w:name="Table List 5" w:semiHidden="1" w:unhideWhenUsed="1"/>
-    <w:lsdException w:name="Table List 6" w:semiHidden="1" w:unhideWhenUsed="1"/>
-    <w:lsdException w:name="Table List 7" w:semiHidden="1" w:unhideWhenUsed="1"/>
-    <w:lsdException w:name="Table List 8" w:semiHidden="1" w:unhideWhenUsed="1"/>
-    <w:lsdException w:name="Table 3D effects 1" w:semiHidden="1" w:unhideWhenUsed="1"/>
-    <w:lsdException w:name="Table 3D effects 2" w:semiHidden="1" w:unhideWhenUsed="1"/>
-    <w:lsdException w:name="Table 3D effects 3" w:semiHidden="1" w:unhideWhenUsed="1"/>
-    <w:lsdException w:name="Table Contemporary" w:semiHidden="1" w:unhideWhenUsed="1"/>
-    <w:lsdException w:name="Table Elegant" w:semiHidden="1" w:unhideWhenUsed="1"/>
-    <w:lsdException w:name="Table Professional" w:semiHidden="1" w:unhideWhenUsed="1"/>
-    <w:lsdException w:name="Table Subtle 1" w:semiHidden="1" w:unhideWhenUsed="1"/>
-    <w:lsdException w:name="Table Subtle 2" w:semiHidden="1" w:unhideWhenUsed="1"/>
-    <w:lsdException w:name="Table Web 1" w:semiHidden="1" w:unhideWhenUsed="1"/>
-    <w:lsdException w:name="Table Web 2" w:semiHidden="1" w:unhideWhenUsed="1"/>
-    <w:lsdException w:name="Table Web 3" w:semiHidden="1" w:unhideWhenUsed="1"/>
-    <w:lsdException w:name="Balloon Text" w:semiHidden="1" w:unhideWhenUsed="1"/>
-    <w:lsdException w:name="Table Grid" w:uiPriority="39"/>
-    <w:lsdException w:name="Table Theme" w:semiHidden="1" w:unhideWhenUsed="1"/>
-    <w:lsdException w:name="Placeholder Text" w:semiHidden="1"/>
-    <w:lsdException w:name="No Spacing" w:uiPriority="1" w:qFormat="1"/>
-    <w:lsdException w:name="Light Shading" w:uiPriority="60"/>
-    <w:lsdException w:name="Light List" w:uiPriority="61"/>
-    <w:lsdException w:name="Light Grid" w:uiPriority="62"/>
-    <w:lsdException w:name="Medium Shading 1" w:uiPriority="63"/>
-    <w:lsdException w:name="Medium Shading 2" w:uiPriority="64"/>
-    <w:lsdException w:name="Medium List 1" w:uiPriority="65"/>
-    <w:lsdException w:name="Medium List 2" w:uiPriority="66"/>
-    <w:lsdException w:name="Medium Grid 1" w:uiPriority="67"/>
-    <w:lsdException w:name="Medium Grid 2" w:uiPriority="68"/>
-    <w:lsdException w:name="Medium Grid 3" w:uiPriority="69"/>
-    <w:lsdException w:name="Dark List" w:uiPriority="70"/>
-    <w:lsdException w:name="Colorful Shading" w:uiPriority="71"/>
-    <w:lsdException w:name="Colorful List" w:uiPriority="72"/>
-    <w:lsdException w:name="Colorful Grid" w:uiPriority="73"/>
-    <w:lsdException w:name="Light Shading Accent 1" w:uiPriority="60"/>
-    <w:lsdException w:name="Light List Accent 1" w:uiPriority="61"/>
-    <w:lsdException w:name="Light Grid Accent 1" w:uiPriority="62"/>
-    <w:lsdException w:name="Medium Shading 1 Accent 1" w:uiPriority="63"/>
-    <w:lsdException w:name="Medium Shading 2 Accent 1" w:uiPriority="64"/>
-    <w:lsdException w:name="Medium List 1 Accent 1" w:uiPriority="65"/>
-    <w:lsdException w:name="Revision" w:semiHidden="1"/>
-    <w:lsdException w:name="List Paragraph" w:uiPriority="34" w:qFormat="1"/>
-    <w:lsdException w:name="Quote" w:uiPriority="29" w:qFormat="1"/>
-    <w:lsdException w:name="Intense Quote" w:uiPriority="30" w:qFormat="1"/>
-    <w:lsdException w:name="Medium List 2 Accent 1" w:uiPriority="66"/>
-    <w:lsdException w:name="Medium Grid 1 Accent 1" w:uiPriority="67"/>
-    <w:lsdException w:name="Medium Grid 2 Accent 1" w:uiPriority="68"/>
-    <w:lsdException w:name="Medium Grid 3 Accent 1" w:uiPriority="69"/>
-    <w:lsdException w:name="Dark List Accent 1" w:uiPriority="70"/>
-    <w:lsdException w:name="Colorful Shading Accent 1" w:uiPriority="71"/>
-    <w:lsdException w:name="Colorful List Accent 1" w:uiPriority="72"/>
-    <w:lsdException w:name="Colorful Grid Accent 1" w:uiPriority="73"/>
-    <w:lsdException w:name="Light Shading Accent 2" w:uiPriority="60"/>
-    <w:lsdException w:name="Light List Accent 2" w:uiPriority="61"/>
-    <w:lsdException w:name="Light Grid Accent 2" w:uiPriority="62"/>
-    <w:lsdException w:name="Medium Shading 1 Accent 2" w:uiPriority="63"/>
-    <w:lsdException w:name="Medium Shading 2 Accent 2" w:uiPriority="64"/>
-    <w:lsdException w:name="Medium List 1 Accent 2" w:uiPriority="65"/>
-    <w:lsdException w:name="Medium List 2 Accent 2" w:uiPriority="66"/>
-    <w:lsdException w:name="Medium Grid 1 Accent 2" w:uiPriority="67"/>
-    <w:lsdException w:name="Medium Grid 2 Accent 2" w:uiPriority="68"/>
-    <w:lsdException w:name="Medium Grid 3 Accent 2" w:uiPriority="69"/>
-    <w:lsdException w:name="Dark List Accent 2" w:uiPriority="70"/>
-    <w:lsdException w:name="Colorful Shading Accent 2" w:uiPriority="71"/>
-    <w:lsdException w:name="Colorful List Accent 2" w:uiPriority="72"/>
-    <w:lsdException w:name="Colorful Grid Accent 2" w:uiPriority="73"/>
-    <w:lsdException w:name="Light Shading Accent 3" w:uiPriority="60"/>
-    <w:lsdException w:name="Light List Accent 3" w:uiPriority="61"/>
-    <w:lsdException w:name="Light Grid Accent 3" w:uiPriority="62"/>
-    <w:lsdException w:name="Medium Shading 1 Accent 3" w:uiPriority="63"/>
-    <w:lsdException w:name="Medium Shading 2 Accent 3" w:uiPriority="64"/>
-    <w:lsdException w:name="Medium List 1 Accent 3" w:uiPriority="65"/>
-    <w:lsdException w:name="Medium List 2 Accent 3" w:uiPriority="66"/>
-    <w:lsdException w:name="Medium Grid 1 Accent 3" w:uiPriority="67"/>
-    <w:lsdException w:name="Medium Grid 2 Accent 3" w:uiPriority="68"/>
-    <w:lsdException w:name="Medium Grid 3 Accent 3" w:uiPriority="69"/>
-    <w:lsdException w:name="Dark List Accent 3" w:uiPriority="70"/>
-    <w:lsdException w:name="Colorful Shading Accent 3" w:uiPriority="71"/>
-    <w:lsdException w:name="Colorful List Accent 3" w:uiPriority="72"/>
-    <w:lsdException w:name="Colorful Grid Accent 3" w:uiPriority="73"/>
-    <w:lsdException w:name="Light Shading Accent 4" w:uiPriority="60"/>
-    <w:lsdException w:name="Light List Accent 4" w:uiPriority="61"/>
-    <w:lsdException w:name="Light Grid Accent 4" w:uiPriority="62"/>
-    <w:lsdException w:name="Medium Shading 1 Accent 4" w:uiPriority="63"/>
-    <w:lsdException w:name="Medium Shading 2 Accent 4" w:uiPriority="64"/>
-    <w:lsdException w:name="Medium List 1 Accent 4" w:uiPriority="65"/>
-    <w:lsdException w:name="Medium List 2 Accent 4" w:uiPriority="66"/>
-    <w:lsdException w:name="Medium Grid 1 Accent 4" w:uiPriority="67"/>
-    <w:lsdException w:name="Medium Grid 2 Accent 4" w:uiPriority="68"/>
-    <w:lsdException w:name="Medium Grid 3 Accent 4" w:uiPriority="69"/>
-    <w:lsdException w:name="Dark List Accent 4" w:uiPriority="70"/>
-    <w:lsdException w:name="Colorful Shading Accent 4" w:uiPriority="71"/>
-    <w:lsdException w:name="Colorful List Accent 4" w:uiPriority="72"/>
-    <w:lsdException w:name="Colorful Grid Accent 4" w:uiPriority="73"/>
-    <w:lsdException w:name="Light Shading Accent 5" w:uiPriority="60"/>
-    <w:lsdException w:name="Light List Accent 5" w:uiPriority="61"/>
-    <w:lsdException w:name="Light Grid Accent 5" w:uiPriority="62"/>
-    <w:lsdException w:name="Medium Shading 1 Accent 5" w:uiPriority="63"/>
-    <w:lsdException w:name="Medium Shading 2 Accent 5" w:uiPriority="64"/>
-    <w:lsdException w:name="Medium List 1 Accent 5" w:uiPriority="65"/>
-    <w:lsdException w:name="Medium List 2 Accent 5" w:uiPriority="66"/>
-    <w:lsdException w:name="Medium Grid 1 Accent 5" w:uiPriority="67"/>
-    <w:lsdException w:name="Medium Grid 2 Accent 5" w:uiPriority="68"/>
-    <w:lsdException w:name="Medium Grid 3 Accent 5" w:uiPriority="69"/>
-    <w:lsdException w:name="Dark List Accent 5" w:uiPriority="70"/>
-    <w:lsdException w:name="Colorful Shading Accent 5" w:uiPriority="71"/>
-    <w:lsdException w:name="Colorful List Accent 5" w:uiPriority="72"/>
-    <w:lsdException w:name="Colorful Grid Accent 5" w:uiPriority="73"/>
-    <w:lsdException w:name="Light Shading Accent 6" w:uiPriority="60"/>
-    <w:lsdException w:name="Light List Accent 6" w:uiPriority="61"/>
-    <w:lsdException w:name="Light Grid Accent 6" w:uiPriority="62"/>
-    <w:lsdException w:name="Medium Shading 1 Accent 6" w:uiPriority="63"/>
-    <w:lsdException w:name="Medium Shading 2 Accent 6" w:uiPriority="64"/>
-    <w:lsdException w:name="Medium List 1 Accent 6" w:uiPriority="65"/>
-    <w:lsdException w:name="Medium List 2 Accent 6" w:uiPriority="66"/>
-    <w:lsdException w:name="Medium Grid 1 Accent 6" w:uiPriority="67"/>
-    <w:lsdException w:name="Medium Grid 2 Accent 6" w:uiPriority="68"/>
-    <w:lsdException w:name="Medium Grid 3 Accent 6" w:uiPriority="69"/>
-    <w:lsdException w:name="Dark List Accent 6" w:uiPriority="70"/>
-    <w:lsdException w:name="Colorful Shading Accent 6" w:uiPriority="71"/>
-    <w:lsdException w:name="Colorful List Accent 6" w:uiPriority="72"/>
-    <w:lsdException w:name="Colorful Grid Accent 6" w:uiPriority="73"/>
-    <w:lsdException w:name="Subtle Emphasis" w:uiPriority="19" w:qFormat="1"/>
-    <w:lsdException w:name="Intense Emphasis" w:uiPriority="21" w:qFormat="1"/>
-    <w:lsdException w:name="Subtle Reference" w:uiPriority="31" w:qFormat="1"/>
-    <w:lsdException w:name="Intense Reference" w:uiPriority="32" w:qFormat="1"/>
-    <w:lsdException w:name="Book Title" w:uiPriority="33" w:qFormat="1"/>
-    <w:lsdException w:name="Bibliography" w:semiHidden="1" w:uiPriority="37" w:unhideWhenUsed="1"/>
-    <w:lsdException w:name="TOC Heading" w:semiHidden="1" w:uiPriority="39" w:unhideWhenUsed="1" w:qFormat="1"/>
-    <w:lsdException w:name="Plain Table 1" w:uiPriority="41"/>
-    <w:lsdException w:name="Plain Table 2" w:uiPriority="42"/>
-    <w:lsdException w:name="Plain Table 3" w:uiPriority="43"/>
-    <w:lsdException w:name="Plain Table 4" w:uiPriority="44"/>
-    <w:lsdException w:name="Plain Table 5" w:uiPriority="45"/>
-    <w:lsdException w:name="Grid Table Light" w:uiPriority="40"/>
-    <w:lsdException w:name="Grid Table 1 Light" w:uiPriority="46"/>
-    <w:lsdException w:name="Grid Table 2" w:uiPriority="47"/>
-    <w:lsdException w:name="Grid Table 3" w:uiPriority="48"/>
-    <w:lsdException w:name="Grid Table 4" w:uiPriority="49"/>
-    <w:lsdException w:name="Grid Table 5 Dark" w:uiPriority="50"/>
-    <w:lsdException w:name="Grid Table 6 Colorful" w:uiPriority="51"/>
-    <w:lsdException w:name="Grid Table 7 Colorful" w:uiPriority="52"/>
-    <w:lsdException w:name="Grid Table 1 Light Accent 1" w:uiPriority="46"/>
-    <w:lsdException w:name="Grid Table 2 Accent 1" w:uiPriority="47"/>
-    <w:lsdException w:name="Grid Table 3 Accent 1" w:uiPriority="48"/>
-    <w:lsdException w:name="Grid Table 4 Accent 1" w:uiPriority="49"/>
-    <w:lsdException w:name="Grid Table 5 Dark Accent 1" w:uiPriority="50"/>
-    <w:lsdException w:name="Grid Table 6 Colorful Accent 1" w:uiPriority="51"/>
-    <w:lsdException w:name="Grid Table 7 Colorful Accent 1" w:uiPriority="52"/>
-    <w:lsdException w:name="Grid Table 1 Light Accent 2" w:uiPriority="46"/>
-    <w:lsdException w:name="Grid Table 2 Accent 2" w:uiPriority="47"/>
-    <w:lsdException w:name="Grid Table 3 Accent 2" w:uiPriority="48"/>
-    <w:lsdException w:name="Grid Table 4 Accent 2" w:uiPriority="49"/>
-    <w:lsdException w:name="Grid Table 5 Dark Accent 2" w:uiPriority="50"/>
-    <w:lsdException w:name="Grid Table 6 Colorful Accent 2" w:uiPriority="51"/>
-    <w:lsdException w:name="Grid Table 7 Colorful Accent 2" w:uiPriority="52"/>
-    <w:lsdException w:name="Grid Table 1 Light Accent 3" w:uiPriority="46"/>
-    <w:lsdException w:name="Grid Table 2 Accent 3" w:uiPriority="47"/>
-    <w:lsdException w:name="Grid Table 3 Accent 3" w:uiPriority="48"/>
-    <w:lsdException w:name="Grid Table 4 Accent 3" w:uiPriority="49"/>
-    <w:lsdException w:name="Grid Table 5 Dark Accent 3" w:uiPriority="50"/>
-    <w:lsdException w:name="Grid Table 6 Colorful Accent 3" w:uiPriority="51"/>
-    <w:lsdException w:name="Grid Table 7 Colorful Accent 3" w:uiPriority="52"/>
-    <w:lsdException w:name="Grid Table 1 Light Accent 4" w:uiPriority="46"/>
-    <w:lsdException w:name="Grid Table 2 Accent 4" w:uiPriority="47"/>
-    <w:lsdException w:name="Grid Table 3 Accent 4" w:uiPriority="48"/>
-    <w:lsdException w:name="Grid Table 4 Accent 4" w:uiPriority="49"/>
-    <w:lsdException w:name="Grid Table 5 Dark Accent 4" w:uiPriority="50"/>
-    <w:lsdException w:name="Grid Table 6 Colorful Accent 4" w:uiPriority="51"/>
-    <w:lsdException w:name="Grid Table 7 Colorful Accent 4" w:uiPriority="52"/>
-    <w:lsdException w:name="Grid Table 1 Light Accent 5" w:uiPriority="46"/>
-    <w:lsdException w:name="Grid Table 2 Accent 5" w:uiPriority="47"/>
-    <w:lsdException w:name="Grid Table 3 Accent 5" w:uiPriority="48"/>
-    <w:lsdException w:name="Grid Table 4 Accent 5" w:uiPriority="49"/>
-    <w:lsdException w:name="Grid Table 5 Dark Accent 5" w:uiPriority="50"/>
-    <w:lsdException w:name="Grid Table 6 Colorful Accent 5" w:uiPriority="51"/>
-    <w:lsdException w:name="Grid Table 7 Colorful Accent 5" w:uiPriority="52"/>
-    <w:lsdException w:name="Grid Table 1 Light Accent 6" w:uiPriority="46"/>
-    <w:lsdException w:name="Grid Table 2 Accent 6" w:uiPriority="47"/>
-    <w:lsdException w:name="Grid Table 3 Accent 6" w:uiPriority="48"/>
-    <w:lsdException w:name="Grid Table 4 Accent 6" w:uiPriority="49"/>
-    <w:lsdException w:name="Grid Table 5 Dark Accent 6" w:uiPriority="50"/>
-    <w:lsdException w:name="Grid Table 6 Colorful Accent 6" w:uiPriority="51"/>
-    <w:lsdException w:name="Grid Table 7 Colorful Accent 6" w:uiPriority="52"/>
-    <w:lsdException w:name="List Table 1 Light" w:uiPriority="46"/>
-    <w:lsdException w:name="List Table 2" w:uiPriority="47"/>
-    <w:lsdException w:name="List Table 3" w:uiPriority="48"/>
-    <w:lsdException w:name="List Table 4" w:uiPriority="49"/>
-    <w:lsdException w:name="List Table 5 Dark" w:uiPriority="50"/>
-    <w:lsdException w:name="List Table 6 Colorful" w:uiPriority="51"/>
-    <w:lsdException w:name="List Table 7 Colorful" w:uiPriority="52"/>
-    <w:lsdException w:name="List Table 1 Light Accent 1" w:uiPriority="46"/>
-    <w:lsdException w:name="List Table 2 Accent 1" w:uiPriority="47"/>
-    <w:lsdException w:name="List Table 3 Accent 1" w:uiPriority="48"/>
-    <w:lsdException w:name="List Table 4 Accent 1" w:uiPriority="49"/>
-    <w:lsdException w:name="List Table 5 Dark Accent 1" w:uiPriority="50"/>
-    <w:lsdException w:name="List Table 6 Colorful Accent 1" w:uiPriority="51"/>
-    <w:lsdException w:name="List Table 7 Colorful Accent 1" w:uiPriority="52"/>
-    <w:lsdException w:name="List Table 1 Light Accent 2" w:uiPriority="46"/>
-    <w:lsdException w:name="List Table 2 Accent 2" w:uiPriority="47"/>
-    <w:lsdException w:name="List Table 3 Accent 2" w:uiPriority="48"/>
-    <w:lsdException w:name="List Table 4 Accent 2" w:uiPriority="49"/>
-    <w:lsdException w:name="List Table 5 Dark Accent 2" w:uiPriority="50"/>
-    <w:lsdException w:name="List Table 6 Colorful Accent 2" w:uiPriority="51"/>
-    <w:lsdException w:name="List Table 7 Colorful Accent 2" w:uiPriority="52"/>
-    <w:lsdException w:name="List Table 1 Light Accent 3" w:uiPriority="46"/>
-    <w:lsdException w:name="List Table 2 Accent 3" w:uiPriority="47"/>
-    <w:lsdException w:name="List Table 3 Accent 3" w:uiPriority="48"/>
-    <w:lsdException w:name="List Table 4 Accent 3" w:uiPriority="49"/>
-    <w:lsdException w:name="List Table 5 Dark Accent 3" w:uiPriority="50"/>
-    <w:lsdException w:name="List Table 6 Colorful Accent 3" w:uiPriority="51"/>
-    <w:lsdException w:name="List Table 7 Colorful Accent 3" w:uiPriority="52"/>
-    <w:lsdException w:name="List Table 1 Light Accent 4" w:uiPriority="46"/>
-    <w:lsdException w:name="List Table 2 Accent 4" w:uiPriority="47"/>
-    <w:lsdException w:name="List Table 3 Accent 4" w:uiPriority="48"/>
-    <w:lsdException w:name="List Table 4 Accent 4" w:uiPriority="49"/>
-    <w:lsdException w:name="List Table 5 Dark Accent 4" w:uiPriority="50"/>
-    <w:lsdException w:name="List Table 6 Colorful Accent 4" w:uiPriority="51"/>
-    <w:lsdException w:name="List Table 7 Colorful Accent 4" w:uiPriority="52"/>
-    <w:lsdException w:name="List Table 1 Light Accent 5" w:uiPriority="46"/>
-    <w:lsdException w:name="List Table 2 Accent 5" w:uiPriority="47"/>
-    <w:lsdException w:name="List Table 3 Accent 5" w:uiPriority="48"/>
-    <w:lsdException w:name="List Table 4 Accent 5" w:uiPriority="49"/>
-    <w:lsdException w:name="List Table 5 Dark Accent 5" w:uiPriority="50"/>
-    <w:lsdException w:name="List Table 6 Colorful Accent 5" w:uiPriority="51"/>
-    <w:lsdException w:name="List Table 7 Colorful Accent 5" w:uiPriority="52"/>
-    <w:lsdException w:name="List Table 1 Light Accent 6" w:uiPriority="46"/>
-    <w:lsdException w:name="List Table 2 Accent 6" w:uiPriority="47"/>
-    <w:lsdException w:name="List Table 3 Accent 6" w:uiPriority="48"/>
-    <w:lsdException w:name="List Table 4 Accent 6" w:uiPriority="49"/>
-    <w:lsdException w:name="List Table 5 Dark Accent 6" w:uiPriority="50"/>
-    <w:lsdException w:name="List Table 6 Colorful Accent 6" w:uiPriority="51"/>
-    <w:lsdException w:name="List Table 7 Colorful Accent 6" w:uiPriority="52"/>
-    <w:lsdException w:name="Mention" w:semiHidden="1" w:unhideWhenUsed="1"/>
-    <w:lsdException w:name="Smart Hyperlink" w:semiHidden="1" w:unhideWhenUsed="1"/>
-    <w:lsdException w:name="Hashtag" w:semiHidden="1" w:unhideWhenUsed="1"/>
-    <w:lsdException w:name="Unresolved Mention" w:semiHidden="1" w:unhideWhenUsed="1"/>
-    <w:lsdException w:name="Smart Link" w:semiHidden="1" w:unhideWhenUsed="1"/>
+  <w:latentStyles w:count="260" w:defQFormat="0" w:defUnhideWhenUsed="1" w:defSemiHidden="1" w:defUIPriority="99" w:defLockedState="0">
+    <w:lsdException w:qFormat="1" w:unhideWhenUsed="0" w:uiPriority="0" w:semiHidden="0" w:name="Normal"/>
+    <w:lsdException w:qFormat="1" w:unhideWhenUsed="0" w:uiPriority="9" w:semiHidden="0" w:name="heading 1"/>
+    <w:lsdException w:qFormat="1" w:uiPriority="9" w:semiHidden="0" w:name="heading 2"/>
+    <w:lsdException w:qFormat="1" w:uiPriority="9" w:name="heading 3"/>
+    <w:lsdException w:qFormat="1" w:uiPriority="9" w:name="heading 4"/>
+    <w:lsdException w:qFormat="1" w:uiPriority="9" w:name="heading 5"/>
+    <w:lsdException w:qFormat="1" w:uiPriority="9" w:name="heading 6"/>
+    <w:lsdException w:qFormat="1" w:uiPriority="9" w:name="heading 7"/>
+    <w:lsdException w:qFormat="1" w:uiPriority="9" w:name="heading 8"/>
+    <w:lsdException w:qFormat="1" w:uiPriority="9" w:name="heading 9"/>
+    <w:lsdException w:uiPriority="99" w:name="index 1"/>
+    <w:lsdException w:uiPriority="99" w:name="index 2"/>
+    <w:lsdException w:uiPriority="99" w:name="index 3"/>
+    <w:lsdException w:uiPriority="99" w:name="index 4"/>
+    <w:lsdException w:uiPriority="99" w:name="index 5"/>
+    <w:lsdException w:uiPriority="99" w:name="index 6"/>
+    <w:lsdException w:uiPriority="99" w:name="index 7"/>
+    <w:lsdException w:uiPriority="99" w:name="index 8"/>
+    <w:lsdException w:uiPriority="99" w:name="index 9"/>
+    <w:lsdException w:uiPriority="39" w:name="toc 1"/>
+    <w:lsdException w:uiPriority="39" w:name="toc 2"/>
+    <w:lsdException w:uiPriority="39" w:name="toc 3"/>
+    <w:lsdException w:uiPriority="39" w:name="toc 4"/>
+    <w:lsdException w:uiPriority="39" w:name="toc 5"/>
+    <w:lsdException w:uiPriority="39" w:name="toc 6"/>
+    <w:lsdException w:uiPriority="39" w:name="toc 7"/>
+    <w:lsdException w:uiPriority="39" w:name="toc 8"/>
+    <w:lsdException w:uiPriority="39" w:name="toc 9"/>
+    <w:lsdException w:uiPriority="99" w:name="Normal Indent"/>
+    <w:lsdException w:uiPriority="99" w:name="footnote text"/>
+    <w:lsdException w:uiPriority="99" w:name="annotation text"/>
+    <w:lsdException w:uiPriority="99" w:name="header"/>
+    <w:lsdException w:uiPriority="99" w:name="footer"/>
+    <w:lsdException w:uiPriority="99" w:name="index heading"/>
+    <w:lsdException w:qFormat="1" w:uiPriority="35" w:name="caption"/>
+    <w:lsdException w:uiPriority="99" w:name="table of figures"/>
+    <w:lsdException w:uiPriority="99" w:name="envelope address"/>
+    <w:lsdException w:uiPriority="99" w:name="envelope return"/>
+    <w:lsdException w:uiPriority="99" w:name="footnote reference"/>
+    <w:lsdException w:uiPriority="99" w:name="annotation reference"/>
+    <w:lsdException w:uiPriority="99" w:name="line number"/>
+    <w:lsdException w:uiPriority="99" w:name="page number"/>
+    <w:lsdException w:uiPriority="99" w:name="endnote reference"/>
+    <w:lsdException w:uiPriority="99" w:name="endnote text"/>
+    <w:lsdException w:uiPriority="99" w:name="table of authorities"/>
+    <w:lsdException w:uiPriority="99" w:name="macro"/>
+    <w:lsdException w:uiPriority="99" w:name="toa heading"/>
+    <w:lsdException w:uiPriority="99" w:name="List"/>
+    <w:lsdException w:uiPriority="99" w:name="List Bullet"/>
+    <w:lsdException w:uiPriority="99" w:name="List Number"/>
+    <w:lsdException w:uiPriority="99" w:name="List 2"/>
+    <w:lsdException w:uiPriority="99" w:name="List 3"/>
+    <w:lsdException w:uiPriority="99" w:name="List 4"/>
+    <w:lsdException w:uiPriority="99" w:name="List 5"/>
+    <w:lsdException w:uiPriority="99" w:name="List Bullet 2"/>
+    <w:lsdException w:uiPriority="99" w:name="List Bullet 3"/>
+    <w:lsdException w:uiPriority="99" w:name="List Bullet 4"/>
+    <w:lsdException w:uiPriority="99" w:name="List Bullet 5"/>
+    <w:lsdException w:uiPriority="99" w:name="List Number 2"/>
+    <w:lsdException w:uiPriority="99" w:name="List Number 3"/>
+    <w:lsdException w:uiPriority="99" w:name="List Number 4"/>
+    <w:lsdException w:uiPriority="99" w:name="List Number 5"/>
+    <w:lsdException w:qFormat="1" w:unhideWhenUsed="0" w:uiPriority="10" w:semiHidden="0" w:name="Title"/>
+    <w:lsdException w:uiPriority="99" w:name="Closing"/>
+    <w:lsdException w:uiPriority="99" w:name="Signature"/>
+    <w:lsdException w:qFormat="1" w:uiPriority="1" w:name="Default Paragraph Font"/>
+    <w:lsdException w:uiPriority="99" w:name="Body Text"/>
+    <w:lsdException w:uiPriority="99" w:name="Body Text Indent"/>
+    <w:lsdException w:uiPriority="99" w:name="List Continue"/>
+    <w:lsdException w:uiPriority="99" w:name="List Continue 2"/>
+    <w:lsdException w:uiPriority="99" w:name="List Continue 3"/>
+    <w:lsdException w:uiPriority="99" w:name="List Continue 4"/>
+    <w:lsdException w:uiPriority="99" w:name="List Continue 5"/>
+    <w:lsdException w:uiPriority="99" w:name="Message Header"/>
+    <w:lsdException w:qFormat="1" w:unhideWhenUsed="0" w:uiPriority="11" w:semiHidden="0" w:name="Subtitle"/>
+    <w:lsdException w:uiPriority="99" w:name="Salutation"/>
+    <w:lsdException w:uiPriority="99" w:name="Date"/>
+    <w:lsdException w:uiPriority="99" w:name="Body Text First Indent"/>
+    <w:lsdException w:uiPriority="99" w:name="Body Text First Indent 2"/>
+    <w:lsdException w:uiPriority="99" w:name="Note Heading"/>
+    <w:lsdException w:uiPriority="99" w:name="Body Text 2"/>
+    <w:lsdException w:uiPriority="99" w:name="Body Text 3"/>
+    <w:lsdException w:uiPriority="99" w:name="Body Text Indent 2"/>
+    <w:lsdException w:uiPriority="99" w:name="Body Text Indent 3"/>
+    <w:lsdException w:uiPriority="99" w:name="Block Text"/>
+    <w:lsdException w:uiPriority="99" w:name="Hyperlink"/>
+    <w:lsdException w:uiPriority="99" w:name="FollowedHyperlink"/>
+    <w:lsdException w:qFormat="1" w:unhideWhenUsed="0" w:uiPriority="22" w:semiHidden="0" w:name="Strong"/>
+    <w:lsdException w:qFormat="1" w:unhideWhenUsed="0" w:uiPriority="20" w:semiHidden="0" w:name="Emphasis"/>
+    <w:lsdException w:uiPriority="99" w:name="Document Map"/>
+    <w:lsdException w:uiPriority="99" w:name="Plain Text"/>
+    <w:lsdException w:uiPriority="99" w:name="E-mail Signature"/>
+    <w:lsdException w:uiPriority="99" w:name="Normal (Web)"/>
+    <w:lsdException w:uiPriority="99" w:name="HTML Acronym"/>
+    <w:lsdException w:uiPriority="99" w:name="HTML Address"/>
+    <w:lsdException w:uiPriority="99" w:name="HTML Cite"/>
+    <w:lsdException w:uiPriority="99" w:name="HTML Code"/>
+    <w:lsdException w:uiPriority="99" w:name="HTML Definition"/>
+    <w:lsdException w:uiPriority="99" w:name="HTML Keyboard"/>
+    <w:lsdException w:uiPriority="99" w:name="HTML Preformatted"/>
+    <w:lsdException w:uiPriority="99" w:name="HTML Sample"/>
+    <w:lsdException w:uiPriority="99" w:name="HTML Typewriter"/>
+    <w:lsdException w:uiPriority="99" w:name="HTML Variable"/>
+    <w:lsdException w:qFormat="1" w:uiPriority="99" w:name="Normal Table"/>
+    <w:lsdException w:uiPriority="99" w:name="annotation subject"/>
+    <w:lsdException w:uiPriority="99" w:name="Table Simple 1"/>
+    <w:lsdException w:uiPriority="99" w:name="Table Simple 2"/>
+    <w:lsdException w:uiPriority="99" w:name="Table Simple 3"/>
+    <w:lsdException w:uiPriority="99" w:name="Table Classic 1"/>
+    <w:lsdException w:uiPriority="99" w:name="Table Classic 2"/>
+    <w:lsdException w:uiPriority="99" w:name="Table Classic 3"/>
+    <w:lsdException w:uiPriority="99" w:name="Table Classic 4"/>
+    <w:lsdException w:uiPriority="99" w:name="Table Colorful 1"/>
+    <w:lsdException w:uiPriority="99" w:name="Table Colorful 2"/>
+    <w:lsdException w:uiPriority="99" w:name="Table Colorful 3"/>
+    <w:lsdException w:uiPriority="99" w:name="Table Columns 1"/>
+    <w:lsdException w:uiPriority="99" w:name="Table Columns 2"/>
+    <w:lsdException w:uiPriority="99" w:name="Table Columns 3"/>
+    <w:lsdException w:uiPriority="99" w:name="Table Columns 4"/>
+    <w:lsdException w:uiPriority="99" w:name="Table Columns 5"/>
+    <w:lsdException w:uiPriority="99" w:name="Table Grid 1"/>
+    <w:lsdException w:uiPriority="99" w:name="Table Grid 2"/>
+    <w:lsdException w:uiPriority="99" w:name="Table Grid 3"/>
+    <w:lsdException w:uiPriority="99" w:name="Table Grid 4"/>
+    <w:lsdException w:uiPriority="99" w:name="Table Grid 5"/>
+    <w:lsdException w:uiPriority="99" w:name="Table Grid 6"/>
+    <w:lsdException w:uiPriority="99" w:name="Table Grid 7"/>
+    <w:lsdException w:uiPriority="99" w:name="Table Grid 8"/>
+    <w:lsdException w:uiPriority="99" w:name="Table List 1"/>
+    <w:lsdException w:uiPriority="99" w:name="Table List 2"/>
+    <w:lsdException w:uiPriority="99" w:name="Table List 3"/>
+    <w:lsdException w:uiPriority="99" w:name="Table List 4"/>
+    <w:lsdException w:uiPriority="99" w:name="Table List 5"/>
+    <w:lsdException w:uiPriority="99" w:name="Table List 6"/>
+    <w:lsdException w:uiPriority="99" w:name="Table List 7"/>
+    <w:lsdException w:uiPriority="99" w:name="Table List 8"/>
+    <w:lsdException w:uiPriority="99" w:name="Table 3D effects 1"/>
+    <w:lsdException w:uiPriority="99" w:name="Table 3D effects 2"/>
+    <w:lsdException w:uiPriority="99" w:name="Table 3D effects 3"/>
+    <w:lsdException w:uiPriority="99" w:name="Table Contemporary"/>
+    <w:lsdException w:uiPriority="99" w:name="Table Elegant"/>
+    <w:lsdException w:uiPriority="99" w:name="Table Professional"/>
+    <w:lsdException w:uiPriority="99" w:name="Table Subtle 1"/>
+    <w:lsdException w:uiPriority="99" w:name="Table Subtle 2"/>
+    <w:lsdException w:uiPriority="99" w:name="Table Web 1"/>
+    <w:lsdException w:uiPriority="99" w:name="Table Web 2"/>
+    <w:lsdException w:uiPriority="99" w:name="Table Web 3"/>
+    <w:lsdException w:uiPriority="99" w:name="Balloon Text"/>
+    <w:lsdException w:unhideWhenUsed="0" w:uiPriority="39" w:semiHidden="0" w:name="Table Grid"/>
+    <w:lsdException w:uiPriority="99" w:name="Table Theme"/>
+    <w:lsdException w:unhideWhenUsed="0" w:uiPriority="60" w:semiHidden="0" w:name="Light Shading"/>
+    <w:lsdException w:unhideWhenUsed="0" w:uiPriority="61" w:semiHidden="0" w:name="Light List"/>
+    <w:lsdException w:unhideWhenUsed="0" w:uiPriority="62" w:semiHidden="0" w:name="Light Grid"/>
+    <w:lsdException w:unhideWhenUsed="0" w:uiPriority="63" w:semiHidden="0" w:name="Medium Shading 1"/>
+    <w:lsdException w:unhideWhenUsed="0" w:uiPriority="64" w:semiHidden="0" w:name="Medium Shading 2"/>
+    <w:lsdException w:unhideWhenUsed="0" w:uiPriority="65" w:semiHidden="0" w:name="Medium List 1"/>
+    <w:lsdException w:unhideWhenUsed="0" w:uiPriority="66" w:semiHidden="0" w:name="Medium List 2"/>
+    <w:lsdException w:unhideWhenUsed="0" w:uiPriority="67" w:semiHidden="0" w:name="Medium Grid 1"/>
+    <w:lsdException w:unhideWhenUsed="0" w:uiPriority="68" w:semiHidden="0" w:name="Medium Grid 2"/>
+    <w:lsdException w:unhideWhenUsed="0" w:uiPriority="69" w:semiHidden="0" w:name="Medium Grid 3"/>
+    <w:lsdException w:unhideWhenUsed="0" w:uiPriority="70" w:semiHidden="0" w:name="Dark List"/>
+    <w:lsdException w:unhideWhenUsed="0" w:uiPriority="71" w:semiHidden="0" w:name="Colorful Shading"/>
+    <w:lsdException w:unhideWhenUsed="0" w:uiPriority="72" w:semiHidden="0" w:name="Colorful List"/>
+    <w:lsdException w:unhideWhenUsed="0" w:uiPriority="73" w:semiHidden="0" w:name="Colorful Grid"/>
+    <w:lsdException w:unhideWhenUsed="0" w:uiPriority="60" w:semiHidden="0" w:name="Light Shading Accent 1"/>
+    <w:lsdException w:unhideWhenUsed="0" w:uiPriority="61" w:semiHidden="0" w:name="Light List Accent 1"/>
+    <w:lsdException w:unhideWhenUsed="0" w:uiPriority="62" w:semiHidden="0" w:name="Light Grid Accent 1"/>
+    <w:lsdException w:unhideWhenUsed="0" w:uiPriority="63" w:semiHidden="0" w:name="Medium Shading 1 Accent 1"/>
+    <w:lsdException w:unhideWhenUsed="0" w:uiPriority="64" w:semiHidden="0" w:name="Medium Shading 2 Accent 1"/>
+    <w:lsdException w:unhideWhenUsed="0" w:uiPriority="65" w:semiHidden="0" w:name="Medium List 1 Accent 1"/>
+    <w:lsdException w:qFormat="1" w:unhideWhenUsed="0" w:uiPriority="34" w:semiHidden="0" w:name="List Paragraph"/>
+    <w:lsdException w:qFormat="1" w:unhideWhenUsed="0" w:uiPriority="29" w:semiHidden="0" w:name="Quote"/>
+    <w:lsdException w:qFormat="1" w:unhideWhenUsed="0" w:uiPriority="30" w:semiHidden="0" w:name="Intense Quote"/>
+    <w:lsdException w:unhideWhenUsed="0" w:uiPriority="66" w:semiHidden="0" w:name="Medium List 2 Accent 1"/>
+    <w:lsdException w:unhideWhenUsed="0" w:uiPriority="67" w:semiHidden="0" w:name="Medium Grid 1 Accent 1"/>
+    <w:lsdException w:unhideWhenUsed="0" w:uiPriority="68" w:semiHidden="0" w:name="Medium Grid 2 Accent 1"/>
+    <w:lsdException w:unhideWhenUsed="0" w:uiPriority="69" w:semiHidden="0" w:name="Medium Grid 3 Accent 1"/>
+    <w:lsdException w:unhideWhenUsed="0" w:uiPriority="70" w:semiHidden="0" w:name="Dark List Accent 1"/>
+    <w:lsdException w:unhideWhenUsed="0" w:uiPriority="71" w:semiHidden="0" w:name="Colorful Shading Accent 1"/>
+    <w:lsdException w:unhideWhenUsed="0" w:uiPriority="72" w:semiHidden="0" w:name="Colorful List Accent 1"/>
+    <w:lsdException w:unhideWhenUsed="0" w:uiPriority="73" w:semiHidden="0" w:name="Colorful Grid Accent 1"/>
+    <w:lsdException w:unhideWhenUsed="0" w:uiPriority="60" w:semiHidden="0" w:name="Light Shading Accent 2"/>
+    <w:lsdException w:unhideWhenUsed="0" w:uiPriority="61" w:semiHidden="0" w:name="Light List Accent 2"/>
+    <w:lsdException w:unhideWhenUsed="0" w:uiPriority="62" w:semiHidden="0" w:name="Light Grid Accent 2"/>
+    <w:lsdException w:unhideWhenUsed="0" w:uiPriority="63" w:semiHidden="0" w:name="Medium Shading 1 Accent 2"/>
+    <w:lsdException w:unhideWhenUsed="0" w:uiPriority="64" w:semiHidden="0" w:name="Medium Shading 2 Accent 2"/>
+    <w:lsdException w:unhideWhenUsed="0" w:uiPriority="65" w:semiHidden="0" w:name="Medium List 1 Accent 2"/>
+    <w:lsdException w:unhideWhenUsed="0" w:uiPriority="66" w:semiHidden="0" w:name="Medium List 2 Accent 2"/>
+    <w:lsdException w:unhideWhenUsed="0" w:uiPriority="67" w:semiHidden="0" w:name="Medium Grid 1 Accent 2"/>
+    <w:lsdException w:unhideWhenUsed="0" w:uiPriority="68" w:semiHidden="0" w:name="Medium Grid 2 Accent 2"/>
+    <w:lsdException w:unhideWhenUsed="0" w:uiPriority="69" w:semiHidden="0" w:name="Medium Grid 3 Accent 2"/>
+    <w:lsdException w:unhideWhenUsed="0" w:uiPriority="70" w:semiHidden="0" w:name="Dark List Accent 2"/>
+    <w:lsdException w:unhideWhenUsed="0" w:uiPriority="71" w:semiHidden="0" w:name="Colorful Shading Accent 2"/>
+    <w:lsdException w:unhideWhenUsed="0" w:uiPriority="72" w:semiHidden="0" w:name="Colorful List Accent 2"/>
+    <w:lsdException w:unhideWhenUsed="0" w:uiPriority="73" w:semiHidden="0" w:name="Colorful Grid Accent 2"/>
+    <w:lsdException w:unhideWhenUsed="0" w:uiPriority="60" w:semiHidden="0" w:name="Light Shading Accent 3"/>
+    <w:lsdException w:unhideWhenUsed="0" w:uiPriority="61" w:semiHidden="0" w:name="Light List Accent 3"/>
+    <w:lsdException w:unhideWhenUsed="0" w:uiPriority="62" w:semiHidden="0" w:name="Light Grid Accent 3"/>
+    <w:lsdException w:unhideWhenUsed="0" w:uiPriority="63" w:semiHidden="0" w:name="Medium Shading 1 Accent 3"/>
+    <w:lsdException w:unhideWhenUsed="0" w:uiPriority="64" w:semiHidden="0" w:name="Medium Shading 2 Accent 3"/>
+    <w:lsdException w:unhideWhenUsed="0" w:uiPriority="65" w:semiHidden="0" w:name="Medium List 1 Accent 3"/>
+    <w:lsdException w:unhideWhenUsed="0" w:uiPriority="66" w:semiHidden="0" w:name="Medium List 2 Accent 3"/>
+    <w:lsdException w:unhideWhenUsed="0" w:uiPriority="67" w:semiHidden="0" w:name="Medium Grid 1 Accent 3"/>
+    <w:lsdException w:unhideWhenUsed="0" w:uiPriority="68" w:semiHidden="0" w:name="Medium Grid 2 Accent 3"/>
+    <w:lsdException w:unhideWhenUsed="0" w:uiPriority="69" w:semiHidden="0" w:name="Medium Grid 3 Accent 3"/>
+    <w:lsdException w:unhideWhenUsed="0" w:uiPriority="70" w:semiHidden="0" w:name="Dark List Accent 3"/>
+    <w:lsdException w:unhideWhenUsed="0" w:uiPriority="71" w:semiHidden="0" w:name="Colorful Shading Accent 3"/>
+    <w:lsdException w:unhideWhenUsed="0" w:uiPriority="72" w:semiHidden="0" w:name="Colorful List Accent 3"/>
+    <w:lsdException w:unhideWhenUsed="0" w:uiPriority="73" w:semiHidden="0" w:name="Colorful Grid Accent 3"/>
+    <w:lsdException w:unhideWhenUsed="0" w:uiPriority="60" w:semiHidden="0" w:name="Light Shading Accent 4"/>
+    <w:lsdException w:unhideWhenUsed="0" w:uiPriority="61" w:semiHidden="0" w:name="Light List Accent 4"/>
+    <w:lsdException w:unhideWhenUsed="0" w:uiPriority="62" w:semiHidden="0" w:name="Light Grid Accent 4"/>
+    <w:lsdException w:unhideWhenUsed="0" w:uiPriority="63" w:semiHidden="0" w:name="Medium Shading 1 Accent 4"/>
+    <w:lsdException w:unhideWhenUsed="0" w:uiPriority="64" w:semiHidden="0" w:name="Medium Shading 2 Accent 4"/>
+    <w:lsdException w:unhideWhenUsed="0" w:uiPriority="65" w:semiHidden="0" w:name="Medium List 1 Accent 4"/>
+    <w:lsdException w:unhideWhenUsed="0" w:uiPriority="66" w:semiHidden="0" w:name="Medium List 2 Accent 4"/>
+    <w:lsdException w:unhideWhenUsed="0" w:uiPriority="67" w:semiHidden="0" w:name="Medium Grid 1 Accent 4"/>
+    <w:lsdException w:unhideWhenUsed="0" w:uiPriority="68" w:semiHidden="0" w:name="Medium Grid 2 Accent 4"/>
+    <w:lsdException w:unhideWhenUsed="0" w:uiPriority="69" w:semiHidden="0" w:name="Medium Grid 3 Accent 4"/>
+    <w:lsdException w:unhideWhenUsed="0" w:uiPriority="70" w:semiHidden="0" w:name="Dark List Accent 4"/>
+    <w:lsdException w:unhideWhenUsed="0" w:uiPriority="71" w:semiHidden="0" w:name="Colorful Shading Accent 4"/>
+    <w:lsdException w:unhideWhenUsed="0" w:uiPriority="72" w:semiHidden="0" w:name="Colorful List Accent 4"/>
+    <w:lsdException w:unhideWhenUsed="0" w:uiPriority="73" w:semiHidden="0" w:name="Colorful Grid Accent 4"/>
+    <w:lsdException w:unhideWhenUsed="0" w:uiPriority="60" w:semiHidden="0" w:name="Light Shading Accent 5"/>
+    <w:lsdException w:unhideWhenUsed="0" w:uiPriority="61" w:semiHidden="0" w:name="Light List Accent 5"/>
+    <w:lsdException w:unhideWhenUsed="0" w:uiPriority="62" w:semiHidden="0" w:name="Light Grid Accent 5"/>
+    <w:lsdException w:unhideWhenUsed="0" w:uiPriority="63" w:semiHidden="0" w:name="Medium Shading 1 Accent 5"/>
+    <w:lsdException w:unhideWhenUsed="0" w:uiPriority="64" w:semiHidden="0" w:name="Medium Shading 2 Accent 5"/>
+    <w:lsdException w:unhideWhenUsed="0" w:uiPriority="65" w:semiHidden="0" w:name="Medium List 1 Accent 5"/>
+    <w:lsdException w:unhideWhenUsed="0" w:uiPriority="66" w:semiHidden="0" w:name="Medium List 2 Accent 5"/>
+    <w:lsdException w:unhideWhenUsed="0" w:uiPriority="67" w:semiHidden="0" w:name="Medium Grid 1 Accent 5"/>
+    <w:lsdException w:unhideWhenUsed="0" w:uiPriority="68" w:semiHidden="0" w:name="Medium Grid 2 Accent 5"/>
+    <w:lsdException w:unhideWhenUsed="0" w:uiPriority="69" w:semiHidden="0" w:name="Medium Grid 3 Accent 5"/>
+    <w:lsdException w:unhideWhenUsed="0" w:uiPriority="70" w:semiHidden="0" w:name="Dark List Accent 5"/>
+    <w:lsdException w:unhideWhenUsed="0" w:uiPriority="71" w:semiHidden="0" w:name="Colorful Shading Accent 5"/>
+    <w:lsdException w:unhideWhenUsed="0" w:uiPriority="72" w:semiHidden="0" w:name="Colorful List Accent 5"/>
+    <w:lsdException w:unhideWhenUsed="0" w:uiPriority="73" w:semiHidden="0" w:name="Colorful Grid Accent 5"/>
+    <w:lsdException w:unhideWhenUsed="0" w:uiPriority="60" w:semiHidden="0" w:name="Light Shading Accent 6"/>
+    <w:lsdException w:unhideWhenUsed="0" w:uiPriority="61" w:semiHidden="0" w:name="Light List Accent 6"/>
+    <w:lsdException w:unhideWhenUsed="0" w:uiPriority="62" w:semiHidden="0" w:name="Light Grid Accent 6"/>
+    <w:lsdException w:unhideWhenUsed="0" w:uiPriority="63" w:semiHidden="0" w:name="Medium Shading 1 Accent 6"/>
+    <w:lsdException w:unhideWhenUsed="0" w:uiPriority="64" w:semiHidden="0" w:name="Medium Shading 2 Accent 6"/>
+    <w:lsdException w:unhideWhenUsed="0" w:uiPriority="65" w:semiHidden="0" w:name="Medium List 1 Accent 6"/>
+    <w:lsdException w:unhideWhenUsed="0" w:uiPriority="66" w:semiHidden="0" w:name="Medium List 2 Accent 6"/>
+    <w:lsdException w:unhideWhenUsed="0" w:uiPriority="67" w:semiHidden="0" w:name="Medium Grid 1 Accent 6"/>
+    <w:lsdException w:unhideWhenUsed="0" w:uiPriority="68" w:semiHidden="0" w:name="Medium Grid 2 Accent 6"/>
+    <w:lsdException w:unhideWhenUsed="0" w:uiPriority="69" w:semiHidden="0" w:name="Medium Grid 3 Accent 6"/>
+    <w:lsdException w:unhideWhenUsed="0" w:uiPriority="70" w:semiHidden="0" w:name="Dark List Accent 6"/>
+    <w:lsdException w:unhideWhenUsed="0" w:uiPriority="71" w:semiHidden="0" w:name="Colorful Shading Accent 6"/>
+    <w:lsdException w:unhideWhenUsed="0" w:uiPriority="72" w:semiHidden="0" w:name="Colorful List Accent 6"/>
+    <w:lsdException w:unhideWhenUsed="0" w:uiPriority="73" w:semiHidden="0" w:name="Colorful Grid Accent 6"/>
   </w:latentStyles>
-  <w:style w:type="paragraph" w:default="1" w:styleId="a">
+  <w:style w:type="paragraph" w:default="1" w:styleId="1">
     <w:name w:val="Normal"/>
     <w:qFormat/>
+    <w:uiPriority w:val="0"/>
     <w:pPr>
       <w:widowControl w:val="0"/>
+      <w:spacing w:after="160" w:line="278" w:lineRule="auto"/>
     </w:pPr>
-  </w:style>
-  <w:style w:type="paragraph" w:styleId="1">
+    <w:rPr>
+      <w:rFonts w:asciiTheme="minorHAnsi" w:hAnsiTheme="minorHAnsi" w:eastAsiaTheme="minorEastAsia" w:cstheme="minorBidi"/>
+      <w:kern w:val="2"/>
+      <w:sz w:val="22"/>
+      <w:szCs w:val="24"/>
+      <w:lang w:val="en-US" w:eastAsia="zh-CN" w:bidi="ar-SA"/>
+      <w14:ligatures w14:val="standardContextual"/>
+    </w:rPr>
+  </w:style>
+  <w:style w:type="paragraph" w:styleId="2">
     <w:name w:val="heading 1"/>
-    <w:basedOn w:val="a"/>
-    <w:next w:val="a"/>
-    <w:link w:val="10"/>
+    <w:basedOn w:val="1"/>
+    <w:next w:val="1"/>
+    <w:link w:val="17"/>
+    <w:qFormat/>
     <w:uiPriority w:val="9"/>
-    <w:qFormat/>
-    <w:rsid w:val="00F67F3B"/>
     <w:pPr>
       <w:keepNext/>
       <w:keepLines/>
@@ -1129,21 +1839,20 @@
       <w:outlineLvl w:val="0"/>
     </w:pPr>
     <w:rPr>
-      <w:rFonts w:asciiTheme="majorHAnsi" w:eastAsiaTheme="majorEastAsia" w:hAnsiTheme="majorHAnsi" w:cstheme="majorBidi"/>
-      <w:color w:val="0F4761" w:themeColor="accent1" w:themeShade="BF"/>
+      <w:rFonts w:asciiTheme="majorHAnsi" w:hAnsiTheme="majorHAnsi" w:eastAsiaTheme="majorEastAsia" w:cstheme="majorBidi"/>
+      <w:color w:val="104862" w:themeColor="accent1" w:themeShade="BF"/>
       <w:sz w:val="48"/>
       <w:szCs w:val="48"/>
     </w:rPr>
   </w:style>
-  <w:style w:type="paragraph" w:styleId="2">
+  <w:style w:type="paragraph" w:styleId="3">
     <w:name w:val="heading 2"/>
-    <w:basedOn w:val="a"/>
-    <w:next w:val="a"/>
-    <w:link w:val="20"/>
-    <w:uiPriority w:val="9"/>
+    <w:basedOn w:val="1"/>
+    <w:next w:val="1"/>
+    <w:link w:val="18"/>
     <w:unhideWhenUsed/>
     <w:qFormat/>
-    <w:rsid w:val="00F67F3B"/>
+    <w:uiPriority w:val="9"/>
     <w:pPr>
       <w:keepNext/>
       <w:keepLines/>
@@ -1151,22 +1860,21 @@
       <w:outlineLvl w:val="1"/>
     </w:pPr>
     <w:rPr>
-      <w:rFonts w:asciiTheme="majorHAnsi" w:eastAsiaTheme="majorEastAsia" w:hAnsiTheme="majorHAnsi" w:cstheme="majorBidi"/>
-      <w:color w:val="0F4761" w:themeColor="accent1" w:themeShade="BF"/>
+      <w:rFonts w:asciiTheme="majorHAnsi" w:hAnsiTheme="majorHAnsi" w:eastAsiaTheme="majorEastAsia" w:cstheme="majorBidi"/>
+      <w:color w:val="104862" w:themeColor="accent1" w:themeShade="BF"/>
       <w:sz w:val="40"/>
       <w:szCs w:val="40"/>
     </w:rPr>
   </w:style>
-  <w:style w:type="paragraph" w:styleId="3">
+  <w:style w:type="paragraph" w:styleId="4">
     <w:name w:val="heading 3"/>
-    <w:basedOn w:val="a"/>
-    <w:next w:val="a"/>
-    <w:link w:val="30"/>
-    <w:uiPriority w:val="9"/>
+    <w:basedOn w:val="1"/>
+    <w:next w:val="1"/>
+    <w:link w:val="19"/>
     <w:semiHidden/>
     <w:unhideWhenUsed/>
     <w:qFormat/>
-    <w:rsid w:val="00F67F3B"/>
+    <w:uiPriority w:val="9"/>
     <w:pPr>
       <w:keepNext/>
       <w:keepLines/>
@@ -1174,22 +1882,21 @@
       <w:outlineLvl w:val="2"/>
     </w:pPr>
     <w:rPr>
-      <w:rFonts w:asciiTheme="majorHAnsi" w:eastAsiaTheme="majorEastAsia" w:hAnsiTheme="majorHAnsi" w:cstheme="majorBidi"/>
-      <w:color w:val="0F4761" w:themeColor="accent1" w:themeShade="BF"/>
+      <w:rFonts w:asciiTheme="majorHAnsi" w:hAnsiTheme="majorHAnsi" w:eastAsiaTheme="majorEastAsia" w:cstheme="majorBidi"/>
+      <w:color w:val="104862" w:themeColor="accent1" w:themeShade="BF"/>
       <w:sz w:val="32"/>
       <w:szCs w:val="32"/>
     </w:rPr>
   </w:style>
-  <w:style w:type="paragraph" w:styleId="4">
+  <w:style w:type="paragraph" w:styleId="5">
     <w:name w:val="heading 4"/>
-    <w:basedOn w:val="a"/>
-    <w:next w:val="a"/>
-    <w:link w:val="40"/>
-    <w:uiPriority w:val="9"/>
+    <w:basedOn w:val="1"/>
+    <w:next w:val="1"/>
+    <w:link w:val="20"/>
     <w:semiHidden/>
     <w:unhideWhenUsed/>
     <w:qFormat/>
-    <w:rsid w:val="00F67F3B"/>
+    <w:uiPriority w:val="9"/>
     <w:pPr>
       <w:keepNext/>
       <w:keepLines/>
@@ -1198,21 +1905,20 @@
     </w:pPr>
     <w:rPr>
       <w:rFonts w:cstheme="majorBidi"/>
-      <w:color w:val="0F4761" w:themeColor="accent1" w:themeShade="BF"/>
+      <w:color w:val="104862" w:themeColor="accent1" w:themeShade="BF"/>
       <w:sz w:val="28"/>
       <w:szCs w:val="28"/>
     </w:rPr>
   </w:style>
-  <w:style w:type="paragraph" w:styleId="5">
+  <w:style w:type="paragraph" w:styleId="6">
     <w:name w:val="heading 5"/>
-    <w:basedOn w:val="a"/>
-    <w:next w:val="a"/>
-    <w:link w:val="50"/>
-    <w:uiPriority w:val="9"/>
+    <w:basedOn w:val="1"/>
+    <w:next w:val="1"/>
+    <w:link w:val="21"/>
     <w:semiHidden/>
     <w:unhideWhenUsed/>
     <w:qFormat/>
-    <w:rsid w:val="00F67F3B"/>
+    <w:uiPriority w:val="9"/>
     <w:pPr>
       <w:keepNext/>
       <w:keepLines/>
@@ -1221,20 +1927,19 @@
     </w:pPr>
     <w:rPr>
       <w:rFonts w:cstheme="majorBidi"/>
-      <w:color w:val="0F4761" w:themeColor="accent1" w:themeShade="BF"/>
+      <w:color w:val="104862" w:themeColor="accent1" w:themeShade="BF"/>
       <w:sz w:val="24"/>
     </w:rPr>
   </w:style>
-  <w:style w:type="paragraph" w:styleId="6">
+  <w:style w:type="paragraph" w:styleId="7">
     <w:name w:val="heading 6"/>
-    <w:basedOn w:val="a"/>
-    <w:next w:val="a"/>
-    <w:link w:val="60"/>
-    <w:uiPriority w:val="9"/>
+    <w:basedOn w:val="1"/>
+    <w:next w:val="1"/>
+    <w:link w:val="22"/>
     <w:semiHidden/>
     <w:unhideWhenUsed/>
     <w:qFormat/>
-    <w:rsid w:val="00F67F3B"/>
+    <w:uiPriority w:val="9"/>
     <w:pPr>
       <w:keepNext/>
       <w:keepLines/>
@@ -1245,19 +1950,18 @@
       <w:rFonts w:cstheme="majorBidi"/>
       <w:b/>
       <w:bCs/>
-      <w:color w:val="0F4761" w:themeColor="accent1" w:themeShade="BF"/>
-    </w:rPr>
-  </w:style>
-  <w:style w:type="paragraph" w:styleId="7">
+      <w:color w:val="104862" w:themeColor="accent1" w:themeShade="BF"/>
+    </w:rPr>
+  </w:style>
+  <w:style w:type="paragraph" w:styleId="8">
     <w:name w:val="heading 7"/>
-    <w:basedOn w:val="a"/>
-    <w:next w:val="a"/>
-    <w:link w:val="70"/>
-    <w:uiPriority w:val="9"/>
+    <w:basedOn w:val="1"/>
+    <w:next w:val="1"/>
+    <w:link w:val="23"/>
     <w:semiHidden/>
     <w:unhideWhenUsed/>
     <w:qFormat/>
-    <w:rsid w:val="00F67F3B"/>
+    <w:uiPriority w:val="9"/>
     <w:pPr>
       <w:keepNext/>
       <w:keepLines/>
@@ -1269,18 +1973,25 @@
       <w:b/>
       <w:bCs/>
       <w:color w:val="595959" w:themeColor="text1" w:themeTint="A6"/>
-    </w:rPr>
-  </w:style>
-  <w:style w:type="paragraph" w:styleId="8">
+      <w14:textFill>
+        <w14:solidFill>
+          <w14:schemeClr w14:val="tx1">
+            <w14:lumMod w14:val="65000"/>
+            <w14:lumOff w14:val="35000"/>
+          </w14:schemeClr>
+        </w14:solidFill>
+      </w14:textFill>
+    </w:rPr>
+  </w:style>
+  <w:style w:type="paragraph" w:styleId="9">
     <w:name w:val="heading 8"/>
-    <w:basedOn w:val="a"/>
-    <w:next w:val="a"/>
-    <w:link w:val="80"/>
-    <w:uiPriority w:val="9"/>
+    <w:basedOn w:val="1"/>
+    <w:next w:val="1"/>
+    <w:link w:val="24"/>
     <w:semiHidden/>
     <w:unhideWhenUsed/>
     <w:qFormat/>
-    <w:rsid w:val="00F67F3B"/>
+    <w:uiPriority w:val="9"/>
     <w:pPr>
       <w:keepNext/>
       <w:keepLines/>
@@ -1290,18 +2001,25 @@
     <w:rPr>
       <w:rFonts w:cstheme="majorBidi"/>
       <w:color w:val="595959" w:themeColor="text1" w:themeTint="A6"/>
-    </w:rPr>
-  </w:style>
-  <w:style w:type="paragraph" w:styleId="9">
+      <w14:textFill>
+        <w14:solidFill>
+          <w14:schemeClr w14:val="tx1">
+            <w14:lumMod w14:val="65000"/>
+            <w14:lumOff w14:val="35000"/>
+          </w14:schemeClr>
+        </w14:solidFill>
+      </w14:textFill>
+    </w:rPr>
+  </w:style>
+  <w:style w:type="paragraph" w:styleId="10">
     <w:name w:val="heading 9"/>
-    <w:basedOn w:val="a"/>
-    <w:next w:val="a"/>
-    <w:link w:val="90"/>
-    <w:uiPriority w:val="9"/>
+    <w:basedOn w:val="1"/>
+    <w:next w:val="1"/>
+    <w:link w:val="25"/>
     <w:semiHidden/>
     <w:unhideWhenUsed/>
     <w:qFormat/>
-    <w:rsid w:val="00F67F3B"/>
+    <w:uiPriority w:val="9"/>
     <w:pPr>
       <w:keepNext/>
       <w:keepLines/>
@@ -1311,21 +2029,30 @@
     <w:rPr>
       <w:rFonts w:eastAsiaTheme="majorEastAsia" w:cstheme="majorBidi"/>
       <w:color w:val="595959" w:themeColor="text1" w:themeTint="A6"/>
-    </w:rPr>
-  </w:style>
-  <w:style w:type="character" w:default="1" w:styleId="a0">
+      <w14:textFill>
+        <w14:solidFill>
+          <w14:schemeClr w14:val="tx1">
+            <w14:lumMod w14:val="65000"/>
+            <w14:lumOff w14:val="35000"/>
+          </w14:schemeClr>
+        </w14:solidFill>
+      </w14:textFill>
+    </w:rPr>
+  </w:style>
+  <w:style w:type="character" w:default="1" w:styleId="15">
     <w:name w:val="Default Paragraph Font"/>
-    <w:uiPriority w:val="1"/>
     <w:semiHidden/>
     <w:unhideWhenUsed/>
-  </w:style>
-  <w:style w:type="table" w:default="1" w:styleId="a1">
+    <w:qFormat/>
+    <w:uiPriority w:val="1"/>
+  </w:style>
+  <w:style w:type="table" w:default="1" w:styleId="13">
     <w:name w:val="Normal Table"/>
-    <w:uiPriority w:val="99"/>
     <w:semiHidden/>
     <w:unhideWhenUsed/>
+    <w:qFormat/>
+    <w:uiPriority w:val="99"/>
     <w:tblPr>
-      <w:tblInd w:w="0" w:type="dxa"/>
       <w:tblCellMar>
         <w:top w:w="0" w:type="dxa"/>
         <w:left w:w="108" w:type="dxa"/>
@@ -1334,210 +2061,261 @@
       </w:tblCellMar>
     </w:tblPr>
   </w:style>
-  <w:style w:type="numbering" w:default="1" w:styleId="a2">
-    <w:name w:val="No List"/>
-    <w:uiPriority w:val="99"/>
-    <w:semiHidden/>
-    <w:unhideWhenUsed/>
-  </w:style>
-  <w:style w:type="character" w:customStyle="1" w:styleId="10">
-    <w:name w:val="标题 1 字符"/>
-    <w:basedOn w:val="a0"/>
-    <w:link w:val="1"/>
-    <w:uiPriority w:val="9"/>
-    <w:rsid w:val="00F67F3B"/>
-    <w:rPr>
-      <w:rFonts w:asciiTheme="majorHAnsi" w:eastAsiaTheme="majorEastAsia" w:hAnsiTheme="majorHAnsi" w:cstheme="majorBidi"/>
-      <w:color w:val="0F4761" w:themeColor="accent1" w:themeShade="BF"/>
-      <w:sz w:val="48"/>
-      <w:szCs w:val="48"/>
-    </w:rPr>
-  </w:style>
-  <w:style w:type="character" w:customStyle="1" w:styleId="20">
-    <w:name w:val="标题 2 字符"/>
-    <w:basedOn w:val="a0"/>
-    <w:link w:val="2"/>
-    <w:uiPriority w:val="9"/>
-    <w:rsid w:val="00F67F3B"/>
-    <w:rPr>
-      <w:rFonts w:asciiTheme="majorHAnsi" w:eastAsiaTheme="majorEastAsia" w:hAnsiTheme="majorHAnsi" w:cstheme="majorBidi"/>
-      <w:color w:val="0F4761" w:themeColor="accent1" w:themeShade="BF"/>
-      <w:sz w:val="40"/>
-      <w:szCs w:val="40"/>
-    </w:rPr>
-  </w:style>
-  <w:style w:type="character" w:customStyle="1" w:styleId="30">
-    <w:name w:val="标题 3 字符"/>
-    <w:basedOn w:val="a0"/>
-    <w:link w:val="3"/>
-    <w:uiPriority w:val="9"/>
-    <w:semiHidden/>
-    <w:rsid w:val="00F67F3B"/>
-    <w:rPr>
-      <w:rFonts w:asciiTheme="majorHAnsi" w:eastAsiaTheme="majorEastAsia" w:hAnsiTheme="majorHAnsi" w:cstheme="majorBidi"/>
-      <w:color w:val="0F4761" w:themeColor="accent1" w:themeShade="BF"/>
-      <w:sz w:val="32"/>
-      <w:szCs w:val="32"/>
-    </w:rPr>
-  </w:style>
-  <w:style w:type="character" w:customStyle="1" w:styleId="40">
-    <w:name w:val="标题 4 字符"/>
-    <w:basedOn w:val="a0"/>
-    <w:link w:val="4"/>
-    <w:uiPriority w:val="9"/>
-    <w:semiHidden/>
-    <w:rsid w:val="00F67F3B"/>
-    <w:rPr>
-      <w:rFonts w:cstheme="majorBidi"/>
-      <w:color w:val="0F4761" w:themeColor="accent1" w:themeShade="BF"/>
+  <w:style w:type="paragraph" w:styleId="11">
+    <w:name w:val="Subtitle"/>
+    <w:basedOn w:val="1"/>
+    <w:next w:val="1"/>
+    <w:link w:val="27"/>
+    <w:qFormat/>
+    <w:uiPriority w:val="11"/>
+    <w:pPr>
+      <w:jc w:val="center"/>
+    </w:pPr>
+    <w:rPr>
+      <w:rFonts w:asciiTheme="majorHAnsi" w:hAnsiTheme="majorHAnsi" w:eastAsiaTheme="majorEastAsia" w:cstheme="majorBidi"/>
+      <w:color w:val="595959" w:themeColor="text1" w:themeTint="A6"/>
+      <w:spacing w:val="15"/>
       <w:sz w:val="28"/>
       <w:szCs w:val="28"/>
-    </w:rPr>
-  </w:style>
-  <w:style w:type="character" w:customStyle="1" w:styleId="50">
-    <w:name w:val="标题 5 字符"/>
-    <w:basedOn w:val="a0"/>
-    <w:link w:val="5"/>
-    <w:uiPriority w:val="9"/>
-    <w:semiHidden/>
-    <w:rsid w:val="00F67F3B"/>
-    <w:rPr>
-      <w:rFonts w:cstheme="majorBidi"/>
-      <w:color w:val="0F4761" w:themeColor="accent1" w:themeShade="BF"/>
-      <w:sz w:val="24"/>
-    </w:rPr>
-  </w:style>
-  <w:style w:type="character" w:customStyle="1" w:styleId="60">
-    <w:name w:val="标题 6 字符"/>
-    <w:basedOn w:val="a0"/>
-    <w:link w:val="6"/>
-    <w:uiPriority w:val="9"/>
-    <w:semiHidden/>
-    <w:rsid w:val="00F67F3B"/>
-    <w:rPr>
-      <w:rFonts w:cstheme="majorBidi"/>
-      <w:b/>
-      <w:bCs/>
-      <w:color w:val="0F4761" w:themeColor="accent1" w:themeShade="BF"/>
-    </w:rPr>
-  </w:style>
-  <w:style w:type="character" w:customStyle="1" w:styleId="70">
-    <w:name w:val="标题 7 字符"/>
-    <w:basedOn w:val="a0"/>
-    <w:link w:val="7"/>
-    <w:uiPriority w:val="9"/>
-    <w:semiHidden/>
-    <w:rsid w:val="00F67F3B"/>
-    <w:rPr>
-      <w:rFonts w:cstheme="majorBidi"/>
-      <w:b/>
-      <w:bCs/>
-      <w:color w:val="595959" w:themeColor="text1" w:themeTint="A6"/>
-    </w:rPr>
-  </w:style>
-  <w:style w:type="character" w:customStyle="1" w:styleId="80">
-    <w:name w:val="标题 8 字符"/>
-    <w:basedOn w:val="a0"/>
-    <w:link w:val="8"/>
-    <w:uiPriority w:val="9"/>
-    <w:semiHidden/>
-    <w:rsid w:val="00F67F3B"/>
-    <w:rPr>
-      <w:rFonts w:cstheme="majorBidi"/>
-      <w:color w:val="595959" w:themeColor="text1" w:themeTint="A6"/>
-    </w:rPr>
-  </w:style>
-  <w:style w:type="character" w:customStyle="1" w:styleId="90">
-    <w:name w:val="标题 9 字符"/>
-    <w:basedOn w:val="a0"/>
-    <w:link w:val="9"/>
-    <w:uiPriority w:val="9"/>
-    <w:semiHidden/>
-    <w:rsid w:val="00F67F3B"/>
-    <w:rPr>
-      <w:rFonts w:eastAsiaTheme="majorEastAsia" w:cstheme="majorBidi"/>
-      <w:color w:val="595959" w:themeColor="text1" w:themeTint="A6"/>
-    </w:rPr>
-  </w:style>
-  <w:style w:type="paragraph" w:styleId="a3">
+      <w14:textFill>
+        <w14:solidFill>
+          <w14:schemeClr w14:val="tx1">
+            <w14:lumMod w14:val="65000"/>
+            <w14:lumOff w14:val="35000"/>
+          </w14:schemeClr>
+        </w14:solidFill>
+      </w14:textFill>
+    </w:rPr>
+  </w:style>
+  <w:style w:type="paragraph" w:styleId="12">
     <w:name w:val="Title"/>
-    <w:basedOn w:val="a"/>
-    <w:next w:val="a"/>
-    <w:link w:val="a4"/>
+    <w:basedOn w:val="1"/>
+    <w:next w:val="1"/>
+    <w:link w:val="26"/>
+    <w:qFormat/>
     <w:uiPriority w:val="10"/>
-    <w:qFormat/>
-    <w:rsid w:val="00F67F3B"/>
     <w:pPr>
       <w:spacing w:after="80" w:line="240" w:lineRule="auto"/>
       <w:contextualSpacing/>
       <w:jc w:val="center"/>
     </w:pPr>
     <w:rPr>
-      <w:rFonts w:asciiTheme="majorHAnsi" w:eastAsiaTheme="majorEastAsia" w:hAnsiTheme="majorHAnsi" w:cstheme="majorBidi"/>
+      <w:rFonts w:asciiTheme="majorHAnsi" w:hAnsiTheme="majorHAnsi" w:eastAsiaTheme="majorEastAsia" w:cstheme="majorBidi"/>
       <w:spacing w:val="-10"/>
       <w:kern w:val="28"/>
       <w:sz w:val="56"/>
       <w:szCs w:val="56"/>
     </w:rPr>
   </w:style>
-  <w:style w:type="character" w:customStyle="1" w:styleId="a4">
+  <w:style w:type="table" w:styleId="14">
+    <w:name w:val="Table Grid"/>
+    <w:basedOn w:val="13"/>
+    <w:uiPriority w:val="39"/>
+    <w:pPr>
+      <w:spacing w:after="0" w:line="240" w:lineRule="auto"/>
+    </w:pPr>
+    <w:tblPr>
+      <w:tblBorders>
+        <w:top w:val="single" w:color="auto" w:sz="4" w:space="0"/>
+        <w:left w:val="single" w:color="auto" w:sz="4" w:space="0"/>
+        <w:bottom w:val="single" w:color="auto" w:sz="4" w:space="0"/>
+        <w:right w:val="single" w:color="auto" w:sz="4" w:space="0"/>
+        <w:insideH w:val="single" w:color="auto" w:sz="4" w:space="0"/>
+        <w:insideV w:val="single" w:color="auto" w:sz="4" w:space="0"/>
+      </w:tblBorders>
+    </w:tblPr>
+  </w:style>
+  <w:style w:type="character" w:styleId="16">
+    <w:name w:val="Strong"/>
+    <w:basedOn w:val="15"/>
+    <w:qFormat/>
+    <w:uiPriority w:val="22"/>
+    <w:rPr>
+      <w:b/>
+    </w:rPr>
+  </w:style>
+  <w:style w:type="character" w:customStyle="1" w:styleId="17">
+    <w:name w:val="标题 1 字符"/>
+    <w:basedOn w:val="15"/>
+    <w:link w:val="2"/>
+    <w:uiPriority w:val="9"/>
+    <w:rPr>
+      <w:rFonts w:asciiTheme="majorHAnsi" w:hAnsiTheme="majorHAnsi" w:eastAsiaTheme="majorEastAsia" w:cstheme="majorBidi"/>
+      <w:color w:val="104862" w:themeColor="accent1" w:themeShade="BF"/>
+      <w:sz w:val="48"/>
+      <w:szCs w:val="48"/>
+    </w:rPr>
+  </w:style>
+  <w:style w:type="character" w:customStyle="1" w:styleId="18">
+    <w:name w:val="标题 2 字符"/>
+    <w:basedOn w:val="15"/>
+    <w:link w:val="3"/>
+    <w:uiPriority w:val="9"/>
+    <w:rPr>
+      <w:rFonts w:asciiTheme="majorHAnsi" w:hAnsiTheme="majorHAnsi" w:eastAsiaTheme="majorEastAsia" w:cstheme="majorBidi"/>
+      <w:color w:val="104862" w:themeColor="accent1" w:themeShade="BF"/>
+      <w:sz w:val="40"/>
+      <w:szCs w:val="40"/>
+    </w:rPr>
+  </w:style>
+  <w:style w:type="character" w:customStyle="1" w:styleId="19">
+    <w:name w:val="标题 3 字符"/>
+    <w:basedOn w:val="15"/>
+    <w:link w:val="4"/>
+    <w:semiHidden/>
+    <w:uiPriority w:val="9"/>
+    <w:rPr>
+      <w:rFonts w:asciiTheme="majorHAnsi" w:hAnsiTheme="majorHAnsi" w:eastAsiaTheme="majorEastAsia" w:cstheme="majorBidi"/>
+      <w:color w:val="104862" w:themeColor="accent1" w:themeShade="BF"/>
+      <w:sz w:val="32"/>
+      <w:szCs w:val="32"/>
+    </w:rPr>
+  </w:style>
+  <w:style w:type="character" w:customStyle="1" w:styleId="20">
+    <w:name w:val="标题 4 字符"/>
+    <w:basedOn w:val="15"/>
+    <w:link w:val="5"/>
+    <w:semiHidden/>
+    <w:qFormat/>
+    <w:uiPriority w:val="9"/>
+    <w:rPr>
+      <w:rFonts w:cstheme="majorBidi"/>
+      <w:color w:val="104862" w:themeColor="accent1" w:themeShade="BF"/>
+      <w:sz w:val="28"/>
+      <w:szCs w:val="28"/>
+    </w:rPr>
+  </w:style>
+  <w:style w:type="character" w:customStyle="1" w:styleId="21">
+    <w:name w:val="标题 5 字符"/>
+    <w:basedOn w:val="15"/>
+    <w:link w:val="6"/>
+    <w:semiHidden/>
+    <w:uiPriority w:val="9"/>
+    <w:rPr>
+      <w:rFonts w:cstheme="majorBidi"/>
+      <w:color w:val="104862" w:themeColor="accent1" w:themeShade="BF"/>
+      <w:sz w:val="24"/>
+    </w:rPr>
+  </w:style>
+  <w:style w:type="character" w:customStyle="1" w:styleId="22">
+    <w:name w:val="标题 6 字符"/>
+    <w:basedOn w:val="15"/>
+    <w:link w:val="7"/>
+    <w:semiHidden/>
+    <w:qFormat/>
+    <w:uiPriority w:val="9"/>
+    <w:rPr>
+      <w:rFonts w:cstheme="majorBidi"/>
+      <w:b/>
+      <w:bCs/>
+      <w:color w:val="104862" w:themeColor="accent1" w:themeShade="BF"/>
+    </w:rPr>
+  </w:style>
+  <w:style w:type="character" w:customStyle="1" w:styleId="23">
+    <w:name w:val="标题 7 字符"/>
+    <w:basedOn w:val="15"/>
+    <w:link w:val="8"/>
+    <w:semiHidden/>
+    <w:qFormat/>
+    <w:uiPriority w:val="9"/>
+    <w:rPr>
+      <w:rFonts w:cstheme="majorBidi"/>
+      <w:b/>
+      <w:bCs/>
+      <w:color w:val="595959" w:themeColor="text1" w:themeTint="A6"/>
+      <w14:textFill>
+        <w14:solidFill>
+          <w14:schemeClr w14:val="tx1">
+            <w14:lumMod w14:val="65000"/>
+            <w14:lumOff w14:val="35000"/>
+          </w14:schemeClr>
+        </w14:solidFill>
+      </w14:textFill>
+    </w:rPr>
+  </w:style>
+  <w:style w:type="character" w:customStyle="1" w:styleId="24">
+    <w:name w:val="标题 8 字符"/>
+    <w:basedOn w:val="15"/>
+    <w:link w:val="9"/>
+    <w:semiHidden/>
+    <w:qFormat/>
+    <w:uiPriority w:val="9"/>
+    <w:rPr>
+      <w:rFonts w:cstheme="majorBidi"/>
+      <w:color w:val="595959" w:themeColor="text1" w:themeTint="A6"/>
+      <w14:textFill>
+        <w14:solidFill>
+          <w14:schemeClr w14:val="tx1">
+            <w14:lumMod w14:val="65000"/>
+            <w14:lumOff w14:val="35000"/>
+          </w14:schemeClr>
+        </w14:solidFill>
+      </w14:textFill>
+    </w:rPr>
+  </w:style>
+  <w:style w:type="character" w:customStyle="1" w:styleId="25">
+    <w:name w:val="标题 9 字符"/>
+    <w:basedOn w:val="15"/>
+    <w:link w:val="10"/>
+    <w:semiHidden/>
+    <w:qFormat/>
+    <w:uiPriority w:val="9"/>
+    <w:rPr>
+      <w:rFonts w:eastAsiaTheme="majorEastAsia" w:cstheme="majorBidi"/>
+      <w:color w:val="595959" w:themeColor="text1" w:themeTint="A6"/>
+      <w14:textFill>
+        <w14:solidFill>
+          <w14:schemeClr w14:val="tx1">
+            <w14:lumMod w14:val="65000"/>
+            <w14:lumOff w14:val="35000"/>
+          </w14:schemeClr>
+        </w14:solidFill>
+      </w14:textFill>
+    </w:rPr>
+  </w:style>
+  <w:style w:type="character" w:customStyle="1" w:styleId="26">
     <w:name w:val="标题 字符"/>
-    <w:basedOn w:val="a0"/>
-    <w:link w:val="a3"/>
+    <w:basedOn w:val="15"/>
+    <w:link w:val="12"/>
+    <w:qFormat/>
     <w:uiPriority w:val="10"/>
-    <w:rsid w:val="00F67F3B"/>
-    <w:rPr>
-      <w:rFonts w:asciiTheme="majorHAnsi" w:eastAsiaTheme="majorEastAsia" w:hAnsiTheme="majorHAnsi" w:cstheme="majorBidi"/>
+    <w:rPr>
+      <w:rFonts w:asciiTheme="majorHAnsi" w:hAnsiTheme="majorHAnsi" w:eastAsiaTheme="majorEastAsia" w:cstheme="majorBidi"/>
       <w:spacing w:val="-10"/>
       <w:kern w:val="28"/>
       <w:sz w:val="56"/>
       <w:szCs w:val="56"/>
     </w:rPr>
   </w:style>
-  <w:style w:type="paragraph" w:styleId="a5">
-    <w:name w:val="Subtitle"/>
-    <w:basedOn w:val="a"/>
-    <w:next w:val="a"/>
-    <w:link w:val="a6"/>
+  <w:style w:type="character" w:customStyle="1" w:styleId="27">
+    <w:name w:val="副标题 字符"/>
+    <w:basedOn w:val="15"/>
+    <w:link w:val="11"/>
+    <w:qFormat/>
     <w:uiPriority w:val="11"/>
-    <w:qFormat/>
-    <w:rsid w:val="00F67F3B"/>
-    <w:pPr>
-      <w:numPr>
-        <w:ilvl w:val="1"/>
-      </w:numPr>
-      <w:jc w:val="center"/>
-    </w:pPr>
-    <w:rPr>
-      <w:rFonts w:asciiTheme="majorHAnsi" w:eastAsiaTheme="majorEastAsia" w:hAnsiTheme="majorHAnsi" w:cstheme="majorBidi"/>
+    <w:rPr>
+      <w:rFonts w:asciiTheme="majorHAnsi" w:hAnsiTheme="majorHAnsi" w:eastAsiaTheme="majorEastAsia" w:cstheme="majorBidi"/>
       <w:color w:val="595959" w:themeColor="text1" w:themeTint="A6"/>
       <w:spacing w:val="15"/>
       <w:sz w:val="28"/>
       <w:szCs w:val="28"/>
-    </w:rPr>
-  </w:style>
-  <w:style w:type="character" w:customStyle="1" w:styleId="a6">
-    <w:name w:val="副标题 字符"/>
-    <w:basedOn w:val="a0"/>
-    <w:link w:val="a5"/>
-    <w:uiPriority w:val="11"/>
-    <w:rsid w:val="00F67F3B"/>
-    <w:rPr>
-      <w:rFonts w:asciiTheme="majorHAnsi" w:eastAsiaTheme="majorEastAsia" w:hAnsiTheme="majorHAnsi" w:cstheme="majorBidi"/>
-      <w:color w:val="595959" w:themeColor="text1" w:themeTint="A6"/>
-      <w:spacing w:val="15"/>
-      <w:sz w:val="28"/>
-      <w:szCs w:val="28"/>
-    </w:rPr>
-  </w:style>
-  <w:style w:type="paragraph" w:styleId="a7">
+      <w14:textFill>
+        <w14:solidFill>
+          <w14:schemeClr w14:val="tx1">
+            <w14:lumMod w14:val="65000"/>
+            <w14:lumOff w14:val="35000"/>
+          </w14:schemeClr>
+        </w14:solidFill>
+      </w14:textFill>
+    </w:rPr>
+  </w:style>
+  <w:style w:type="paragraph" w:styleId="28">
     <w:name w:val="Quote"/>
-    <w:basedOn w:val="a"/>
-    <w:next w:val="a"/>
-    <w:link w:val="a8"/>
+    <w:basedOn w:val="1"/>
+    <w:next w:val="1"/>
+    <w:link w:val="29"/>
+    <w:qFormat/>
     <w:uiPriority w:val="29"/>
-    <w:qFormat/>
-    <w:rsid w:val="00F67F3B"/>
     <w:pPr>
       <w:spacing w:before="160"/>
       <w:jc w:val="center"/>
@@ -1546,55 +2324,68 @@
       <w:i/>
       <w:iCs/>
       <w:color w:val="404040" w:themeColor="text1" w:themeTint="BF"/>
-    </w:rPr>
-  </w:style>
-  <w:style w:type="character" w:customStyle="1" w:styleId="a8">
+      <w14:textFill>
+        <w14:solidFill>
+          <w14:schemeClr w14:val="tx1">
+            <w14:lumMod w14:val="75000"/>
+            <w14:lumOff w14:val="25000"/>
+          </w14:schemeClr>
+        </w14:solidFill>
+      </w14:textFill>
+    </w:rPr>
+  </w:style>
+  <w:style w:type="character" w:customStyle="1" w:styleId="29">
     <w:name w:val="引用 字符"/>
-    <w:basedOn w:val="a0"/>
-    <w:link w:val="a7"/>
+    <w:basedOn w:val="15"/>
+    <w:link w:val="28"/>
+    <w:qFormat/>
     <w:uiPriority w:val="29"/>
-    <w:rsid w:val="00F67F3B"/>
     <w:rPr>
       <w:i/>
       <w:iCs/>
       <w:color w:val="404040" w:themeColor="text1" w:themeTint="BF"/>
-    </w:rPr>
-  </w:style>
-  <w:style w:type="paragraph" w:styleId="a9">
+      <w14:textFill>
+        <w14:solidFill>
+          <w14:schemeClr w14:val="tx1">
+            <w14:lumMod w14:val="75000"/>
+            <w14:lumOff w14:val="25000"/>
+          </w14:schemeClr>
+        </w14:solidFill>
+      </w14:textFill>
+    </w:rPr>
+  </w:style>
+  <w:style w:type="paragraph" w:styleId="30">
     <w:name w:val="List Paragraph"/>
-    <w:basedOn w:val="a"/>
+    <w:basedOn w:val="1"/>
+    <w:qFormat/>
     <w:uiPriority w:val="34"/>
-    <w:qFormat/>
-    <w:rsid w:val="00F67F3B"/>
     <w:pPr>
       <w:ind w:left="720"/>
       <w:contextualSpacing/>
     </w:pPr>
   </w:style>
-  <w:style w:type="character" w:styleId="aa">
+  <w:style w:type="character" w:customStyle="1" w:styleId="31">
     <w:name w:val="Intense Emphasis"/>
-    <w:basedOn w:val="a0"/>
+    <w:basedOn w:val="15"/>
+    <w:qFormat/>
     <w:uiPriority w:val="21"/>
-    <w:qFormat/>
-    <w:rsid w:val="00F67F3B"/>
     <w:rPr>
       <w:i/>
       <w:iCs/>
-      <w:color w:val="0F4761" w:themeColor="accent1" w:themeShade="BF"/>
-    </w:rPr>
-  </w:style>
-  <w:style w:type="paragraph" w:styleId="ab">
+      <w:color w:val="104862" w:themeColor="accent1" w:themeShade="BF"/>
+    </w:rPr>
+  </w:style>
+  <w:style w:type="paragraph" w:styleId="32">
     <w:name w:val="Intense Quote"/>
-    <w:basedOn w:val="a"/>
-    <w:next w:val="a"/>
-    <w:link w:val="ac"/>
+    <w:basedOn w:val="1"/>
+    <w:next w:val="1"/>
+    <w:link w:val="33"/>
+    <w:qFormat/>
     <w:uiPriority w:val="30"/>
-    <w:qFormat/>
-    <w:rsid w:val="00F67F3B"/>
     <w:pPr>
       <w:pBdr>
-        <w:top w:val="single" w:sz="4" w:space="10" w:color="0F4761" w:themeColor="accent1" w:themeShade="BF"/>
-        <w:bottom w:val="single" w:sz="4" w:space="10" w:color="0F4761" w:themeColor="accent1" w:themeShade="BF"/>
+        <w:top w:val="single" w:color="0F4761" w:themeColor="accent1" w:themeShade="BF" w:sz="4" w:space="10"/>
+        <w:bottom w:val="single" w:color="0F4761" w:themeColor="accent1" w:themeShade="BF" w:sz="4" w:space="10"/>
       </w:pBdr>
       <w:spacing w:before="360" w:after="360"/>
       <w:ind w:left="864" w:right="864"/>
@@ -1603,53 +2394,32 @@
     <w:rPr>
       <w:i/>
       <w:iCs/>
-      <w:color w:val="0F4761" w:themeColor="accent1" w:themeShade="BF"/>
-    </w:rPr>
-  </w:style>
-  <w:style w:type="character" w:customStyle="1" w:styleId="ac">
+      <w:color w:val="104862" w:themeColor="accent1" w:themeShade="BF"/>
+    </w:rPr>
+  </w:style>
+  <w:style w:type="character" w:customStyle="1" w:styleId="33">
     <w:name w:val="明显引用 字符"/>
-    <w:basedOn w:val="a0"/>
-    <w:link w:val="ab"/>
+    <w:basedOn w:val="15"/>
+    <w:link w:val="32"/>
     <w:uiPriority w:val="30"/>
-    <w:rsid w:val="00F67F3B"/>
     <w:rPr>
       <w:i/>
       <w:iCs/>
-      <w:color w:val="0F4761" w:themeColor="accent1" w:themeShade="BF"/>
-    </w:rPr>
-  </w:style>
-  <w:style w:type="character" w:styleId="ad">
+      <w:color w:val="104862" w:themeColor="accent1" w:themeShade="BF"/>
+    </w:rPr>
+  </w:style>
+  <w:style w:type="character" w:customStyle="1" w:styleId="34">
     <w:name w:val="Intense Reference"/>
-    <w:basedOn w:val="a0"/>
+    <w:basedOn w:val="15"/>
+    <w:qFormat/>
     <w:uiPriority w:val="32"/>
-    <w:qFormat/>
-    <w:rsid w:val="00F67F3B"/>
     <w:rPr>
       <w:b/>
       <w:bCs/>
       <w:smallCaps/>
-      <w:color w:val="0F4761" w:themeColor="accent1" w:themeShade="BF"/>
+      <w:color w:val="104862" w:themeColor="accent1" w:themeShade="BF"/>
       <w:spacing w:val="5"/>
     </w:rPr>
-  </w:style>
-  <w:style w:type="table" w:styleId="ae">
-    <w:name w:val="Table Grid"/>
-    <w:basedOn w:val="a1"/>
-    <w:uiPriority w:val="39"/>
-    <w:rsid w:val="00F0007A"/>
-    <w:pPr>
-      <w:spacing w:after="0" w:line="240" w:lineRule="auto"/>
-    </w:pPr>
-    <w:tblPr>
-      <w:tblBorders>
-        <w:top w:val="single" w:sz="4" w:space="0" w:color="auto"/>
-        <w:left w:val="single" w:sz="4" w:space="0" w:color="auto"/>
-        <w:bottom w:val="single" w:sz="4" w:space="0" w:color="auto"/>
-        <w:right w:val="single" w:sz="4" w:space="0" w:color="auto"/>
-        <w:insideH w:val="single" w:sz="4" w:space="0" w:color="auto"/>
-        <w:insideV w:val="single" w:sz="4" w:space="0" w:color="auto"/>
-      </w:tblBorders>
-    </w:tblPr>
   </w:style>
 </w:styles>
 </file>
@@ -1697,7 +2467,7 @@
     </a:clrScheme>
     <a:fontScheme name="Office">
       <a:majorFont>
-        <a:latin typeface="等线 Light" panose="02110004020202020204"/>
+        <a:latin typeface="等线 Light"/>
         <a:ea typeface=""/>
         <a:cs typeface=""/>
         <a:font script="Jpan" typeface="游ゴシック Light"/>
@@ -1730,26 +2500,9 @@
         <a:font script="Viet" typeface="Times New Roman"/>
         <a:font script="Uigh" typeface="Microsoft Uighur"/>
         <a:font script="Geor" typeface="Sylfaen"/>
-        <a:font script="Armn" typeface="Arial"/>
-        <a:font script="Bugi" typeface="Leelawadee UI"/>
-        <a:font script="Bopo" typeface="Microsoft JhengHei"/>
-        <a:font script="Java" typeface="Javanese Text"/>
-        <a:font script="Lisu" typeface="Segoe UI"/>
-        <a:font script="Mymr" typeface="Myanmar Text"/>
-        <a:font script="Nkoo" typeface="Ebrima"/>
-        <a:font script="Olck" typeface="Nirmala UI"/>
-        <a:font script="Osma" typeface="Ebrima"/>
-        <a:font script="Phag" typeface="Phagspa"/>
-        <a:font script="Syrn" typeface="Estrangelo Edessa"/>
-        <a:font script="Syrj" typeface="Estrangelo Edessa"/>
-        <a:font script="Syre" typeface="Estrangelo Edessa"/>
-        <a:font script="Sora" typeface="Nirmala UI"/>
-        <a:font script="Tale" typeface="Microsoft Tai Le"/>
-        <a:font script="Talu" typeface="Microsoft New Tai Lue"/>
-        <a:font script="Tfng" typeface="Ebrima"/>
       </a:majorFont>
       <a:minorFont>
-        <a:latin typeface="等线" panose="02110004020202020204"/>
+        <a:latin typeface="等线"/>
         <a:ea typeface=""/>
         <a:cs typeface=""/>
         <a:font script="Jpan" typeface="游明朝"/>
@@ -1782,23 +2535,6 @@
         <a:font script="Viet" typeface="Arial"/>
         <a:font script="Uigh" typeface="Microsoft Uighur"/>
         <a:font script="Geor" typeface="Sylfaen"/>
-        <a:font script="Armn" typeface="Arial"/>
-        <a:font script="Bugi" typeface="Leelawadee UI"/>
-        <a:font script="Bopo" typeface="Microsoft JhengHei"/>
-        <a:font script="Java" typeface="Javanese Text"/>
-        <a:font script="Lisu" typeface="Segoe UI"/>
-        <a:font script="Mymr" typeface="Myanmar Text"/>
-        <a:font script="Nkoo" typeface="Ebrima"/>
-        <a:font script="Olck" typeface="Nirmala UI"/>
-        <a:font script="Osma" typeface="Ebrima"/>
-        <a:font script="Phag" typeface="Phagspa"/>
-        <a:font script="Syrn" typeface="Estrangelo Edessa"/>
-        <a:font script="Syrj" typeface="Estrangelo Edessa"/>
-        <a:font script="Syre" typeface="Estrangelo Edessa"/>
-        <a:font script="Sora" typeface="Nirmala UI"/>
-        <a:font script="Tale" typeface="Microsoft Tai Le"/>
-        <a:font script="Talu" typeface="Microsoft New Tai Lue"/>
-        <a:font script="Tfng" typeface="Ebrima"/>
       </a:minorFont>
     </a:fontScheme>
     <a:fmtScheme name="Office">
@@ -1960,11 +2696,5 @@
       </a:style>
     </a:lnDef>
   </a:objectDefaults>
-  <a:extraClrSchemeLst/>
-  <a:extLst>
-    <a:ext uri="{05A4C25C-085E-4340-85A3-A5531E510DB2}">
-      <thm15:themeFamily xmlns:thm15="http://schemas.microsoft.com/office/thememl/2012/main" name="Office Theme" id="{2E142A2C-CD16-42D6-873A-C26D2A0506FA}" vid="{1BDDFF52-6CD6-40A5-AB3C-68EB2F1E4D0A}"/>
-    </a:ext>
-  </a:extLst>
 </a:theme>
 </file>